--- a/06-学生侧材料/讲义/2026-06-23-氧化还原滴定与沉淀滴定.docx
+++ b/06-学生侧材料/讲义/2026-06-23-氧化还原滴定与沉淀滴定.docx
@@ -2,7 +2,7 @@
 <file path=word/document.xml><?xml version="1.0" encoding="utf-8"?>
 <w:document xmlns:w="http://schemas.openxmlformats.org/wordprocessingml/2006/main" xmlns:m="http://schemas.openxmlformats.org/officeDocument/2006/math" xmlns:r="http://schemas.openxmlformats.org/officeDocument/2006/relationships" xmlns:o="urn:schemas-microsoft-com:office:office" xmlns:v="urn:schemas-microsoft-com:vml" xmlns:w10="urn:schemas-microsoft-com:office:word" xmlns:a="http://schemas.openxmlformats.org/drawingml/2006/main" xmlns:pic="http://schemas.openxmlformats.org/drawingml/2006/picture" xmlns:wp="http://schemas.openxmlformats.org/drawingml/2006/wordprocessingDrawing">
   <w:body>
-    <w:bookmarkStart w:id="59" w:name="学生讲义氧化还原滴定与沉淀滴定"/>
+    <w:bookmarkStart w:id="62" w:name="学生讲义氧化还原滴定与沉淀滴定"/>
     <w:p>
       <w:pPr>
         <w:pStyle w:val="Heading1"/>
@@ -162,7 +162,7 @@
       </w:r>
     </w:p>
     <w:bookmarkEnd w:id="9"/>
-    <w:bookmarkStart w:id="14" w:name="一氧化还原滴定概况"/>
+    <w:bookmarkStart w:id="17" w:name="一氧化还原滴定概况"/>
     <w:p>
       <w:pPr>
         <w:pStyle w:val="Heading2"/>
@@ -246,7 +246,7 @@
           <w:p>
             <w:pPr>
               <w:pStyle w:val="Compact"/>
-              <w:jc w:val="left"/>
+              <w:jc w:val="center"/>
             </w:pPr>
             <w:r>
               <w:rPr>
@@ -262,7 +262,7 @@
           <w:p>
             <w:pPr>
               <w:pStyle w:val="Compact"/>
-              <w:jc w:val="left"/>
+              <w:jc w:val="center"/>
             </w:pPr>
             <w:r>
               <w:rPr>
@@ -278,7 +278,7 @@
           <w:p>
             <w:pPr>
               <w:pStyle w:val="Compact"/>
-              <w:jc w:val="left"/>
+              <w:jc w:val="center"/>
             </w:pPr>
             <w:r>
               <w:rPr>
@@ -296,7 +296,7 @@
           <w:p>
             <w:pPr>
               <w:pStyle w:val="Compact"/>
-              <w:jc w:val="left"/>
+              <w:jc w:val="center"/>
             </w:pPr>
             <w:r>
               <w:rPr>
@@ -311,7 +311,7 @@
           <w:p>
             <w:pPr>
               <w:pStyle w:val="Compact"/>
-              <w:jc w:val="left"/>
+              <w:jc w:val="center"/>
             </w:pPr>
             <m:oMath>
               <m:r>
@@ -418,7 +418,7 @@
           <w:p>
             <w:pPr>
               <w:pStyle w:val="Compact"/>
-              <w:jc w:val="left"/>
+              <w:jc w:val="center"/>
             </w:pPr>
             <w:r>
               <w:rPr>
@@ -512,7 +512,7 @@
           <w:p>
             <w:pPr>
               <w:pStyle w:val="Compact"/>
-              <w:jc w:val="left"/>
+              <w:jc w:val="center"/>
             </w:pPr>
             <w:r>
               <w:rPr>
@@ -527,7 +527,7 @@
           <w:p>
             <w:pPr>
               <w:pStyle w:val="Compact"/>
-              <w:jc w:val="left"/>
+              <w:jc w:val="center"/>
             </w:pPr>
             <w:r>
               <w:rPr>
@@ -542,7 +542,7 @@
           <w:p>
             <w:pPr>
               <w:pStyle w:val="Compact"/>
-              <w:jc w:val="left"/>
+              <w:jc w:val="center"/>
             </w:pPr>
             <w:r>
               <w:rPr>
@@ -559,7 +559,7 @@
           <w:p>
             <w:pPr>
               <w:pStyle w:val="Compact"/>
-              <w:jc w:val="left"/>
+              <w:jc w:val="center"/>
             </w:pPr>
             <w:r>
               <w:rPr>
@@ -574,7 +574,7 @@
           <w:p>
             <w:pPr>
               <w:pStyle w:val="Compact"/>
-              <w:jc w:val="left"/>
+              <w:jc w:val="center"/>
             </w:pPr>
             <w:r>
               <w:rPr>
@@ -589,7 +589,7 @@
           <w:p>
             <w:pPr>
               <w:pStyle w:val="Compact"/>
-              <w:jc w:val="left"/>
+              <w:jc w:val="center"/>
             </w:pPr>
             <w:r>
               <w:rPr>
@@ -606,7 +606,7 @@
           <w:p>
             <w:pPr>
               <w:pStyle w:val="Compact"/>
-              <w:jc w:val="left"/>
+              <w:jc w:val="center"/>
             </w:pPr>
             <w:r>
               <w:rPr>
@@ -621,7 +621,7 @@
           <w:p>
             <w:pPr>
               <w:pStyle w:val="Compact"/>
-              <w:jc w:val="left"/>
+              <w:jc w:val="center"/>
             </w:pPr>
             <w:r>
               <w:rPr>
@@ -636,7 +636,7 @@
           <w:p>
             <w:pPr>
               <w:pStyle w:val="Compact"/>
-              <w:jc w:val="left"/>
+              <w:jc w:val="center"/>
             </w:pPr>
             <w:r>
               <w:rPr>
@@ -728,6 +728,12 @@
       <m:oMathPara>
         <m:oMathParaPr>
           <m:jc m:val="center"/>
+          <m:ctrlPr>
+            <w:rPr>
+              <w:sz w:val="28"/>
+              <w:szCs w:val="28"/>
+            </w:rPr>
+          </m:ctrlPr>
         </m:oMathParaPr>
         <m:oMath>
           <m:r>
@@ -876,6 +882,14 @@
         <w:t xml:space="preserve"> </w:t>
       </w:r>
       <m:oMath>
+        <m:oMathPr>
+          <m:ctrlPr>
+            <w:rPr>
+              <w:sz w:val="28"/>
+              <w:szCs w:val="28"/>
+            </w:rPr>
+          </m:ctrlPr>
+        </m:oMathPr>
         <m:sSup>
           <m:e>
             <m:r>
@@ -1152,6 +1166,14 @@
         <w:t xml:space="preserve"> </w:t>
       </w:r>
       <m:oMath>
+        <m:oMathPr>
+          <m:ctrlPr>
+            <w:rPr>
+              <w:sz w:val="28"/>
+              <w:szCs w:val="28"/>
+            </w:rPr>
+          </m:ctrlPr>
+        </m:oMathPr>
         <m:r>
           <m:t>1</m:t>
         </m:r>
@@ -1238,6 +1260,14 @@
         <w:t xml:space="preserve">中，</w:t>
       </w:r>
       <m:oMath>
+        <m:oMathPr>
+          <m:ctrlPr>
+            <w:rPr>
+              <w:sz w:val="28"/>
+              <w:szCs w:val="28"/>
+            </w:rPr>
+          </m:ctrlPr>
+        </m:oMathPr>
         <m:sSubSup>
           <m:e>
             <m:r>
@@ -1359,6 +1389,14 @@
         <w:t xml:space="preserve">；</w:t>
       </w:r>
       <m:oMath>
+        <m:oMathPr>
+          <m:ctrlPr>
+            <w:rPr>
+              <w:sz w:val="28"/>
+              <w:szCs w:val="28"/>
+            </w:rPr>
+          </m:ctrlPr>
+        </m:oMathPr>
         <m:sSubSup>
           <m:e>
             <m:r>
@@ -1478,7 +1516,7 @@
       </w:r>
     </w:p>
     <w:bookmarkEnd w:id="11"/>
-    <w:bookmarkStart w:id="12" w:name="氧化还原滴定曲线与突跃"/>
+    <w:bookmarkStart w:id="15" w:name="氧化还原滴定曲线与突跃"/>
     <w:p>
       <w:pPr>
         <w:pStyle w:val="Heading3"/>
@@ -1552,6 +1590,12 @@
       <m:oMathPara>
         <m:oMathParaPr>
           <m:jc m:val="center"/>
+          <m:ctrlPr>
+            <w:rPr>
+              <w:sz w:val="28"/>
+              <w:szCs w:val="28"/>
+            </w:rPr>
+          </m:ctrlPr>
         </m:oMathParaPr>
         <m:oMath>
           <m:sSub>
@@ -1728,6 +1772,14 @@
         <w:t xml:space="preserve">滴定突跃范围：</w:t>
       </w:r>
       <m:oMath>
+        <m:oMathPr>
+          <m:ctrlPr>
+            <w:rPr>
+              <w:sz w:val="28"/>
+              <w:szCs w:val="28"/>
+            </w:rPr>
+          </m:ctrlPr>
+        </m:oMathPr>
         <m:sSubSup>
           <m:e>
             <m:r>
@@ -1813,6 +1865,14 @@
         <w:t xml:space="preserve"> </w:t>
       </w:r>
       <m:oMath>
+        <m:oMathPr>
+          <m:ctrlPr>
+            <w:rPr>
+              <w:sz w:val="28"/>
+              <w:szCs w:val="28"/>
+            </w:rPr>
+          </m:ctrlPr>
+        </m:oMathPr>
         <m:sSubSup>
           <m:e>
             <m:r>
@@ -1886,8 +1946,202 @@
         </m:f>
       </m:oMath>
     </w:p>
-    <w:bookmarkEnd w:id="12"/>
-    <w:bookmarkStart w:id="13" w:name="氧化还原指示剂"/>
+    <w:p>
+      <w:pPr>
+        <w:pStyle w:val="BodyText"/>
+        <w:jc w:val="center"/>
+      </w:pPr>
+      <w:r>
+        <w:rPr>
+          <w:b w:val="0"/>
+          <w:i w:val="0"/>
+          <w:sz w:val="21"/>
+        </w:rPr>
+        <w:drawing>
+          <wp:inline>
+            <wp:extent cx="5334000" cy="4000500"/>
+            <wp:effectExtent b="0" l="0" r="0" t="0"/>
+            <wp:docPr descr="氧化还原滴定曲线示意图" title="" id="13" name="Picture"/>
+            <a:graphic>
+              <a:graphicData uri="http://schemas.openxmlformats.org/drawingml/2006/picture">
+                <pic:pic>
+                  <pic:nvPicPr>
+                    <pic:cNvPr descr="media/redox-titration-curve.svg" id="14" name="Picture"/>
+                    <pic:cNvPicPr>
+                      <a:picLocks noChangeArrowheads="1" noChangeAspect="1"/>
+                    </pic:cNvPicPr>
+                  </pic:nvPicPr>
+                  <pic:blipFill>
+                    <a:blip>
+                      <a:extLst>
+                        <a:ext uri="{28A0092B-C50C-407E-A947-70E740481C1C}">
+                          <a14:useLocalDpi xmlns:a14="http://schemas.microsoft.com/office/drawing/2010/main" val="0"/>
+                        </a:ext>
+                        <a:ext uri="{96DAC541-7B7A-43D3-8B79-37D633B846F1}">
+                          <asvg:svgBlip xmlns:asvg="http://schemas.microsoft.com/office/drawing/2016/SVG/main" r:embed="rId12"/>
+                        </a:ext>
+                      </a:extLst>
+                    </a:blip>
+                    <a:stretch>
+                      <a:fillRect/>
+                    </a:stretch>
+                  </pic:blipFill>
+                  <pic:spPr bwMode="auto">
+                    <a:xfrm>
+                      <a:off x="0" y="0"/>
+                      <a:ext cx="5334000" cy="4000500"/>
+                    </a:xfrm>
+                    <a:prstGeom prst="rect">
+                      <a:avLst/>
+                    </a:prstGeom>
+                    <a:noFill/>
+                    <a:ln w="9525">
+                      <a:noFill/>
+                      <a:headEnd/>
+                      <a:tailEnd/>
+                    </a:ln>
+                  </pic:spPr>
+                </pic:pic>
+              </a:graphicData>
+            </a:graphic>
+          </wp:inline>
+        </w:drawing>
+      </w:r>
+      <w:r>
+        <w:rPr>
+          <w:b w:val="0"/>
+          <w:i w:val="0"/>
+          <w:sz w:val="21"/>
+        </w:rPr>
+        <w:t xml:space="preserve"> </w:t>
+      </w:r>
+      <w:r>
+        <w:rPr>
+          <w:rFonts w:hint="eastAsia" w:eastAsia="FangSong" w:ascii="Times New Roman" w:hAnsi="Times New Roman"/>
+          <w:b w:val="0"/>
+          <w:i w:val="0"/>
+          <w:iCs/>
+          <w:sz w:val="21"/>
+        </w:rPr>
+        <w:t xml:space="preserve">图</w:t>
+      </w:r>
+      <w:r>
+        <w:rPr>
+          <w:b w:val="0"/>
+          <w:i w:val="0"/>
+          <w:iCs/>
+          <w:sz w:val="21"/>
+        </w:rPr>
+        <w:t xml:space="preserve"> </w:t>
+      </w:r>
+      <w:r>
+        <w:rPr>
+          <w:rFonts w:hint="eastAsia" w:eastAsia="FangSong" w:ascii="Times New Roman" w:hAnsi="Times New Roman"/>
+          <w:b w:val="0"/>
+          <w:i w:val="0"/>
+          <w:iCs/>
+          <w:sz w:val="21"/>
+        </w:rPr>
+        <w:t xml:space="preserve">氧化还原滴定曲线示意图——以</w:t>
+      </w:r>
+      <w:r>
+        <w:rPr>
+          <w:b w:val="0"/>
+          <w:i w:val="0"/>
+          <w:iCs/>
+          <w:sz w:val="21"/>
+        </w:rPr>
+        <w:t xml:space="preserve"> Fe³⁺/Sn²⁺ </w:t>
+      </w:r>
+      <w:r>
+        <w:rPr>
+          <w:rFonts w:hint="eastAsia" w:eastAsia="FangSong" w:ascii="Times New Roman" w:hAnsi="Times New Roman"/>
+          <w:b w:val="0"/>
+          <w:i w:val="0"/>
+          <w:iCs/>
+          <w:sz w:val="21"/>
+        </w:rPr>
+        <w:t xml:space="preserve">滴定为例，电位</w:t>
+      </w:r>
+      <w:r>
+        <w:rPr>
+          <w:b w:val="0"/>
+          <w:i w:val="0"/>
+          <w:iCs/>
+          <w:sz w:val="21"/>
+        </w:rPr>
+        <w:t xml:space="preserve"> E </w:t>
+      </w:r>
+      <w:r>
+        <w:rPr>
+          <w:rFonts w:hint="eastAsia" w:eastAsia="FangSong" w:ascii="Times New Roman" w:hAnsi="Times New Roman"/>
+          <w:b w:val="0"/>
+          <w:i w:val="0"/>
+          <w:iCs/>
+          <w:sz w:val="21"/>
+        </w:rPr>
+        <w:t xml:space="preserve">随滴定分数</w:t>
+      </w:r>
+      <w:r>
+        <w:rPr>
+          <w:b w:val="0"/>
+          <w:i w:val="0"/>
+          <w:iCs/>
+          <w:sz w:val="21"/>
+        </w:rPr>
+        <w:t xml:space="preserve"> a </w:t>
+      </w:r>
+      <w:r>
+        <w:rPr>
+          <w:rFonts w:hint="eastAsia" w:eastAsia="FangSong" w:ascii="Times New Roman" w:hAnsi="Times New Roman"/>
+          <w:b w:val="0"/>
+          <w:i w:val="0"/>
+          <w:iCs/>
+          <w:sz w:val="21"/>
+        </w:rPr>
+        <w:t xml:space="preserve">的变化。化学计量点附近电位发生突跃，突跃范围取决于两电对的条件电位差</w:t>
+      </w:r>
+      <w:r>
+        <w:rPr>
+          <w:b w:val="0"/>
+          <w:i w:val="0"/>
+          <w:iCs/>
+          <w:sz w:val="21"/>
+        </w:rPr>
+        <w:t xml:space="preserve"> Δφ°′。Δφ°′ ≥ 0.35 V </w:t>
+      </w:r>
+      <w:r>
+        <w:rPr>
+          <w:rFonts w:hint="eastAsia" w:eastAsia="FangSong" w:ascii="Times New Roman" w:hAnsi="Times New Roman"/>
+          <w:b w:val="0"/>
+          <w:i w:val="0"/>
+          <w:iCs/>
+          <w:sz w:val="21"/>
+        </w:rPr>
+        <w:t xml:space="preserve">时突跃明显，可准确滴定（分析化学第六版</w:t>
+      </w:r>
+      <w:r>
+        <w:rPr>
+          <w:b w:val="0"/>
+          <w:i w:val="0"/>
+          <w:iCs/>
+          <w:sz w:val="21"/>
+        </w:rPr>
+        <w:t xml:space="preserve"> </w:t>
+      </w:r>
+      <w:r>
+        <w:rPr>
+          <w:rFonts w:hint="eastAsia" w:eastAsia="FangSong" w:ascii="Times New Roman" w:hAnsi="Times New Roman"/>
+          <w:b w:val="0"/>
+          <w:i w:val="0"/>
+          <w:iCs/>
+          <w:sz w:val="21"/>
+        </w:rPr>
+        <w:t xml:space="preserve">第7章）</w:t>
+      </w:r>
+    </w:p>
+    <w:bookmarkEnd w:id="15"/>
+    <w:bookmarkStart w:id="16" w:name="氧化还原指示剂"/>
     <w:p>
       <w:pPr>
         <w:pStyle w:val="Heading3"/>
@@ -1923,7 +2177,7 @@
           <w:p>
             <w:pPr>
               <w:pStyle w:val="Compact"/>
-              <w:jc w:val="left"/>
+              <w:jc w:val="center"/>
             </w:pPr>
             <w:r>
               <w:rPr>
@@ -1939,7 +2193,7 @@
           <w:p>
             <w:pPr>
               <w:pStyle w:val="Compact"/>
-              <w:jc w:val="left"/>
+              <w:jc w:val="center"/>
             </w:pPr>
             <w:r>
               <w:rPr>
@@ -1955,7 +2209,7 @@
           <w:p>
             <w:pPr>
               <w:pStyle w:val="Compact"/>
-              <w:jc w:val="left"/>
+              <w:jc w:val="center"/>
             </w:pPr>
             <w:r>
               <w:rPr>
@@ -1973,7 +2227,7 @@
           <w:p>
             <w:pPr>
               <w:pStyle w:val="Compact"/>
-              <w:jc w:val="left"/>
+              <w:jc w:val="center"/>
             </w:pPr>
             <w:r>
               <w:rPr>
@@ -1990,7 +2244,7 @@
           <w:p>
             <w:pPr>
               <w:pStyle w:val="Compact"/>
-              <w:jc w:val="left"/>
+              <w:jc w:val="center"/>
             </w:pPr>
             <w:r>
               <w:rPr>
@@ -2005,7 +2259,7 @@
           <w:p>
             <w:pPr>
               <w:pStyle w:val="Compact"/>
-              <w:jc w:val="left"/>
+              <w:jc w:val="center"/>
             </w:pPr>
             <w:r>
               <w:rPr>
@@ -2022,7 +2276,7 @@
           <w:p>
             <w:pPr>
               <w:pStyle w:val="Compact"/>
-              <w:jc w:val="left"/>
+              <w:jc w:val="center"/>
             </w:pPr>
             <w:r>
               <w:rPr>
@@ -2039,7 +2293,7 @@
           <w:p>
             <w:pPr>
               <w:pStyle w:val="Compact"/>
-              <w:jc w:val="left"/>
+              <w:jc w:val="center"/>
             </w:pPr>
             <w:r>
               <w:rPr>
@@ -2054,7 +2308,7 @@
           <w:p>
             <w:pPr>
               <w:pStyle w:val="Compact"/>
-              <w:jc w:val="left"/>
+              <w:jc w:val="center"/>
             </w:pPr>
             <w:r>
               <w:rPr>
@@ -2071,7 +2325,7 @@
           <w:p>
             <w:pPr>
               <w:pStyle w:val="Compact"/>
-              <w:jc w:val="left"/>
+              <w:jc w:val="center"/>
             </w:pPr>
             <w:r>
               <w:rPr>
@@ -2088,7 +2342,7 @@
           <w:p>
             <w:pPr>
               <w:pStyle w:val="Compact"/>
-              <w:jc w:val="left"/>
+              <w:jc w:val="center"/>
             </w:pPr>
             <w:r>
               <w:rPr>
@@ -2182,7 +2436,7 @@
           <w:p>
             <w:pPr>
               <w:pStyle w:val="Compact"/>
-              <w:jc w:val="left"/>
+              <w:jc w:val="center"/>
             </w:pPr>
             <w:r>
               <w:rPr>
@@ -2304,9 +2558,9 @@
         </w:pict>
       </w:r>
     </w:p>
-    <w:bookmarkEnd w:id="13"/>
-    <w:bookmarkEnd w:id="14"/>
-    <w:bookmarkStart w:id="19" w:name="二高锰酸钾法"/>
+    <w:bookmarkEnd w:id="16"/>
+    <w:bookmarkEnd w:id="17"/>
+    <w:bookmarkStart w:id="22" w:name="二高锰酸钾法"/>
     <w:p>
       <w:pPr>
         <w:pStyle w:val="Heading2"/>
@@ -2318,7 +2572,7 @@
         <w:t xml:space="preserve">二、高锰酸钾法</w:t>
       </w:r>
     </w:p>
-    <w:bookmarkStart w:id="15" w:name="基本原理"/>
+    <w:bookmarkStart w:id="18" w:name="基本原理"/>
     <w:p>
       <w:pPr>
         <w:pStyle w:val="Heading3"/>
@@ -2393,7 +2647,7 @@
           <w:p>
             <w:pPr>
               <w:pStyle w:val="Compact"/>
-              <w:jc w:val="left"/>
+              <w:jc w:val="center"/>
             </w:pPr>
             <w:r>
               <w:rPr>
@@ -2409,7 +2663,7 @@
           <w:p>
             <w:pPr>
               <w:pStyle w:val="Compact"/>
-              <w:jc w:val="left"/>
+              <w:jc w:val="center"/>
             </w:pPr>
             <w:r>
               <w:rPr>
@@ -2469,7 +2723,7 @@
           <w:p>
             <w:pPr>
               <w:pStyle w:val="Compact"/>
-              <w:jc w:val="left"/>
+              <w:jc w:val="center"/>
             </w:pPr>
             <w:r>
               <w:rPr>
@@ -2484,7 +2738,7 @@
           <w:p>
             <w:pPr>
               <w:pStyle w:val="Compact"/>
-              <w:jc w:val="left"/>
+              <w:jc w:val="center"/>
             </w:pPr>
             <m:oMath>
               <m:r>
@@ -2697,7 +2951,7 @@
           <w:p>
             <w:pPr>
               <w:pStyle w:val="Compact"/>
-              <w:jc w:val="left"/>
+              <w:jc w:val="center"/>
             </w:pPr>
             <w:r>
               <w:rPr>
@@ -2712,7 +2966,7 @@
           <w:p>
             <w:pPr>
               <w:pStyle w:val="Compact"/>
-              <w:jc w:val="left"/>
+              <w:jc w:val="center"/>
             </w:pPr>
             <m:oMath>
               <m:r>
@@ -2937,7 +3191,7 @@
           <w:p>
             <w:pPr>
               <w:pStyle w:val="Compact"/>
-              <w:jc w:val="left"/>
+              <w:jc w:val="center"/>
             </w:pPr>
             <w:r>
               <w:rPr>
@@ -2952,7 +3206,7 @@
           <w:p>
             <w:pPr>
               <w:pStyle w:val="Compact"/>
-              <w:jc w:val="left"/>
+              <w:jc w:val="center"/>
             </w:pPr>
             <m:oMath>
               <m:r>
@@ -3138,8 +3392,8 @@
         <w:t xml:space="preserve"> Mn²⁺。</w:t>
       </w:r>
     </w:p>
-    <w:bookmarkEnd w:id="15"/>
-    <w:bookmarkStart w:id="16" w:name="自身指示剂原理"/>
+    <w:bookmarkEnd w:id="18"/>
+    <w:bookmarkStart w:id="19" w:name="自身指示剂原理"/>
     <w:p>
       <w:pPr>
         <w:pStyle w:val="Heading3"/>
@@ -3221,6 +3475,14 @@
         <w:t xml:space="preserve"> </w:t>
       </w:r>
       <m:oMath>
+        <m:oMathPr>
+          <m:ctrlPr>
+            <w:rPr>
+              <w:sz w:val="28"/>
+              <w:szCs w:val="28"/>
+            </w:rPr>
+          </m:ctrlPr>
+        </m:oMathPr>
         <m:r>
           <m:t>2</m:t>
         </m:r>
@@ -3315,9 +3577,6 @@
         <w:pStyle w:val="BlockText"/>
       </w:pPr>
       <w:r>
-        <w:t xml:space="preserve">⚠️ </w:t>
-      </w:r>
-      <w:r>
         <w:rPr>
           <w:rFonts w:hint="eastAsia" w:eastAsia="SimSun" w:ascii="Times New Roman" w:hAnsi="Times New Roman"/>
         </w:rPr>
@@ -3335,8 +3594,8 @@
         <w:t xml:space="preserve">。</w:t>
       </w:r>
     </w:p>
-    <w:bookmarkEnd w:id="16"/>
-    <w:bookmarkStart w:id="17" w:name="标准溶液配制与标定"/>
+    <w:bookmarkEnd w:id="19"/>
+    <w:bookmarkStart w:id="20" w:name="标准溶液配制与标定"/>
     <w:p>
       <w:pPr>
         <w:pStyle w:val="Heading3"/>
@@ -3462,6 +3721,14 @@
         <w:t xml:space="preserve">：</w:t>
       </w:r>
       <m:oMath>
+        <m:oMathPr>
+          <m:ctrlPr>
+            <w:rPr>
+              <w:sz w:val="28"/>
+              <w:szCs w:val="28"/>
+            </w:rPr>
+          </m:ctrlPr>
+        </m:oMathPr>
         <m:r>
           <m:rPr>
             <m:sty m:val="p"/>
@@ -3565,6 +3832,12 @@
       <m:oMathPara>
         <m:oMathParaPr>
           <m:jc m:val="center"/>
+          <m:ctrlPr>
+            <w:rPr>
+              <w:sz w:val="28"/>
+              <w:szCs w:val="28"/>
+            </w:rPr>
+          </m:ctrlPr>
         </m:oMathParaPr>
         <m:oMath>
           <m:r>
@@ -3827,6 +4100,14 @@
         <w:t xml:space="preserve">：</w:t>
       </w:r>
       <m:oMath>
+        <m:oMathPr>
+          <m:ctrlPr>
+            <w:rPr>
+              <w:sz w:val="28"/>
+              <w:szCs w:val="28"/>
+            </w:rPr>
+          </m:ctrlPr>
+        </m:oMathPr>
         <m:r>
           <m:t>n</m:t>
         </m:r>
@@ -3984,12 +4265,6 @@
         <w:pStyle w:val="BlockText"/>
       </w:pPr>
       <w:r>
-        <w:t xml:space="preserve">⚠️</w:t>
-      </w:r>
-      <w:r>
-        <w:t xml:space="preserve"> </w:t>
-      </w:r>
-      <w:r>
         <w:rPr>
           <w:rFonts w:hint="eastAsia" w:eastAsia="SimSun" w:ascii="Times New Roman" w:hAnsi="Times New Roman"/>
           <w:b/>
@@ -4123,8 +4398,8 @@
         <w:t xml:space="preserve">本身是氧化剂）。</w:t>
       </w:r>
     </w:p>
-    <w:bookmarkEnd w:id="17"/>
-    <w:bookmarkStart w:id="18" w:name="典型应用"/>
+    <w:bookmarkEnd w:id="20"/>
+    <w:bookmarkStart w:id="21" w:name="典型应用"/>
     <w:p>
       <w:pPr>
         <w:pStyle w:val="Heading3"/>
@@ -4160,7 +4435,7 @@
           <w:p>
             <w:pPr>
               <w:pStyle w:val="Compact"/>
-              <w:jc w:val="left"/>
+              <w:jc w:val="center"/>
             </w:pPr>
             <w:r>
               <w:rPr>
@@ -4176,7 +4451,7 @@
           <w:p>
             <w:pPr>
               <w:pStyle w:val="Compact"/>
-              <w:jc w:val="left"/>
+              <w:jc w:val="center"/>
             </w:pPr>
             <w:r>
               <w:rPr>
@@ -4192,7 +4467,7 @@
           <w:p>
             <w:pPr>
               <w:pStyle w:val="Compact"/>
-              <w:jc w:val="left"/>
+              <w:jc w:val="center"/>
             </w:pPr>
             <w:r>
               <w:rPr>
@@ -4210,7 +4485,7 @@
           <w:p>
             <w:pPr>
               <w:pStyle w:val="Compact"/>
-              <w:jc w:val="left"/>
+              <w:jc w:val="center"/>
             </w:pPr>
             <w:r>
               <w:rPr>
@@ -4231,7 +4506,7 @@
           <w:p>
             <w:pPr>
               <w:pStyle w:val="Compact"/>
-              <w:jc w:val="left"/>
+              <w:jc w:val="center"/>
             </w:pPr>
             <m:oMath>
               <m:r>
@@ -4454,7 +4729,7 @@
           <w:p>
             <w:pPr>
               <w:pStyle w:val="Compact"/>
-              <w:jc w:val="left"/>
+              <w:jc w:val="center"/>
             </w:pPr>
             <m:oMath>
               <m:r>
@@ -4587,7 +4862,7 @@
           <w:p>
             <w:pPr>
               <w:pStyle w:val="Compact"/>
-              <w:jc w:val="left"/>
+              <w:jc w:val="center"/>
             </w:pPr>
             <w:r>
               <w:rPr>
@@ -4608,7 +4883,7 @@
           <w:p>
             <w:pPr>
               <w:pStyle w:val="Compact"/>
-              <w:jc w:val="left"/>
+              <w:jc w:val="center"/>
             </w:pPr>
             <m:oMath>
               <m:r>
@@ -4837,7 +5112,7 @@
           <w:p>
             <w:pPr>
               <w:pStyle w:val="Compact"/>
-              <w:jc w:val="left"/>
+              <w:jc w:val="center"/>
             </w:pPr>
             <m:oMath>
               <m:r>
@@ -4976,7 +5251,7 @@
           <w:p>
             <w:pPr>
               <w:pStyle w:val="Compact"/>
-              <w:jc w:val="left"/>
+              <w:jc w:val="center"/>
             </w:pPr>
             <w:r>
               <w:rPr>
@@ -4997,7 +5272,7 @@
           <w:p>
             <w:pPr>
               <w:pStyle w:val="Compact"/>
-              <w:jc w:val="left"/>
+              <w:jc w:val="center"/>
             </w:pPr>
             <m:oMath>
               <m:r>
@@ -5250,7 +5525,7 @@
           <w:p>
             <w:pPr>
               <w:pStyle w:val="Compact"/>
-              <w:jc w:val="left"/>
+              <w:jc w:val="center"/>
             </w:pPr>
             <m:oMath>
               <m:r>
@@ -5407,7 +5682,7 @@
           <w:p>
             <w:pPr>
               <w:pStyle w:val="Compact"/>
-              <w:jc w:val="left"/>
+              <w:jc w:val="center"/>
             </w:pPr>
             <w:r>
               <w:rPr>
@@ -5428,7 +5703,7 @@
           <w:p>
             <w:pPr>
               <w:pStyle w:val="Compact"/>
-              <w:jc w:val="left"/>
+              <w:jc w:val="center"/>
             </w:pPr>
             <w:r>
               <w:rPr>
@@ -5443,7 +5718,7 @@
           <w:p>
             <w:pPr>
               <w:pStyle w:val="Compact"/>
-              <w:jc w:val="left"/>
+              <w:jc w:val="center"/>
             </w:pPr>
             <m:oMath>
               <m:r>
@@ -5578,9 +5853,9 @@
         </w:pict>
       </w:r>
     </w:p>
-    <w:bookmarkEnd w:id="18"/>
-    <w:bookmarkEnd w:id="19"/>
-    <w:bookmarkStart w:id="25" w:name="三碘量法"/>
+    <w:bookmarkEnd w:id="21"/>
+    <w:bookmarkEnd w:id="22"/>
+    <w:bookmarkStart w:id="28" w:name="三碘量法"/>
     <w:p>
       <w:pPr>
         <w:pStyle w:val="Heading2"/>
@@ -5592,7 +5867,7 @@
         <w:t xml:space="preserve">三、碘量法</w:t>
       </w:r>
     </w:p>
-    <w:bookmarkStart w:id="20" w:name="基本反应与分类"/>
+    <w:bookmarkStart w:id="23" w:name="基本反应与分类"/>
     <w:p>
       <w:pPr>
         <w:pStyle w:val="Heading3"/>
@@ -5654,6 +5929,12 @@
       <m:oMathPara>
         <m:oMathParaPr>
           <m:jc m:val="center"/>
+          <m:ctrlPr>
+            <w:rPr>
+              <w:sz w:val="28"/>
+              <w:szCs w:val="28"/>
+            </w:rPr>
+          </m:ctrlPr>
         </m:oMathParaPr>
         <m:oMath>
           <m:sSub>
@@ -5863,7 +6144,7 @@
           <w:p>
             <w:pPr>
               <w:pStyle w:val="Compact"/>
-              <w:jc w:val="left"/>
+              <w:jc w:val="center"/>
             </w:pPr>
             <w:r>
               <w:rPr>
@@ -5879,7 +6160,7 @@
           <w:p>
             <w:pPr>
               <w:pStyle w:val="Compact"/>
-              <w:jc w:val="left"/>
+              <w:jc w:val="center"/>
             </w:pPr>
             <w:r>
               <w:rPr>
@@ -5942,7 +6223,7 @@
           <w:p>
             <w:pPr>
               <w:pStyle w:val="Compact"/>
-              <w:jc w:val="left"/>
+              <w:jc w:val="center"/>
             </w:pPr>
             <w:r>
               <w:rPr>
@@ -5963,7 +6244,7 @@
           <w:p>
             <w:pPr>
               <w:pStyle w:val="Compact"/>
-              <w:jc w:val="left"/>
+              <w:jc w:val="center"/>
             </w:pPr>
             <m:oMath>
               <m:r>
@@ -6207,7 +6488,7 @@
           <w:p>
             <w:pPr>
               <w:pStyle w:val="Compact"/>
-              <w:jc w:val="left"/>
+              <w:jc w:val="center"/>
             </w:pPr>
             <w:r>
               <w:rPr>
@@ -6246,7 +6527,7 @@
           <w:p>
             <w:pPr>
               <w:pStyle w:val="Compact"/>
-              <w:jc w:val="left"/>
+              <w:jc w:val="center"/>
             </w:pPr>
             <m:oMath>
               <m:r>
@@ -6538,8 +6819,8 @@
         </w:tc>
       </w:tr>
     </w:tbl>
-    <w:bookmarkEnd w:id="20"/>
-    <w:bookmarkStart w:id="21" w:name="直接碘量法"/>
+    <w:bookmarkEnd w:id="23"/>
+    <w:bookmarkStart w:id="24" w:name="直接碘量法"/>
     <w:p>
       <w:pPr>
         <w:pStyle w:val="Heading3"/>
@@ -6618,8 +6899,8 @@
         <w:t xml:space="preserve">发生歧化）</w:t>
       </w:r>
     </w:p>
-    <w:bookmarkEnd w:id="21"/>
-    <w:bookmarkStart w:id="22" w:name="间接碘量法"/>
+    <w:bookmarkEnd w:id="24"/>
+    <w:bookmarkStart w:id="25" w:name="间接碘量法"/>
     <w:p>
       <w:pPr>
         <w:pStyle w:val="Heading3"/>
@@ -6695,6 +6976,14 @@
         <w:t xml:space="preserve">：</w:t>
       </w:r>
       <m:oMath>
+        <m:oMathPr>
+          <m:ctrlPr>
+            <w:rPr>
+              <w:sz w:val="28"/>
+              <w:szCs w:val="28"/>
+            </w:rPr>
+          </m:ctrlPr>
+        </m:oMathPr>
         <m:r>
           <m:t>n</m:t>
         </m:r>
@@ -6887,6 +7176,14 @@
         <w:t xml:space="preserve">时，</w:t>
       </w:r>
       <m:oMath>
+        <m:oMathPr>
+          <m:ctrlPr>
+            <w:rPr>
+              <w:sz w:val="28"/>
+              <w:szCs w:val="28"/>
+            </w:rPr>
+          </m:ctrlPr>
+        </m:oMathPr>
         <m:r>
           <m:t>2</m:t>
         </m:r>
@@ -7018,6 +7315,14 @@
         <w:t xml:space="preserve">，</w:t>
       </w:r>
       <m:oMath>
+        <m:oMathPr>
+          <m:ctrlPr>
+            <w:rPr>
+              <w:sz w:val="28"/>
+              <w:szCs w:val="28"/>
+            </w:rPr>
+          </m:ctrlPr>
+        </m:oMathPr>
         <m:r>
           <m:t>n</m:t>
         </m:r>
@@ -7182,8 +7487,8 @@
         </m:r>
       </m:oMath>
     </w:p>
-    <w:bookmarkEnd w:id="22"/>
-    <w:bookmarkStart w:id="23" w:name="间接碘量法的关键条件控制"/>
+    <w:bookmarkEnd w:id="25"/>
+    <w:bookmarkStart w:id="26" w:name="间接碘量法的关键条件控制"/>
     <w:p>
       <w:pPr>
         <w:pStyle w:val="Heading3"/>
@@ -7219,7 +7524,7 @@
           <w:p>
             <w:pPr>
               <w:pStyle w:val="Compact"/>
-              <w:jc w:val="left"/>
+              <w:jc w:val="center"/>
             </w:pPr>
             <w:r>
               <w:rPr>
@@ -7235,7 +7540,7 @@
           <w:p>
             <w:pPr>
               <w:pStyle w:val="Compact"/>
-              <w:jc w:val="left"/>
+              <w:jc w:val="center"/>
             </w:pPr>
             <w:r>
               <w:rPr>
@@ -7251,7 +7556,7 @@
           <w:p>
             <w:pPr>
               <w:pStyle w:val="Compact"/>
-              <w:jc w:val="left"/>
+              <w:jc w:val="center"/>
             </w:pPr>
             <w:r>
               <w:rPr>
@@ -7269,7 +7574,7 @@
           <w:p>
             <w:pPr>
               <w:pStyle w:val="Compact"/>
-              <w:jc w:val="left"/>
+              <w:jc w:val="center"/>
             </w:pPr>
             <w:r>
               <w:rPr>
@@ -7294,7 +7599,7 @@
           <w:p>
             <w:pPr>
               <w:pStyle w:val="Compact"/>
-              <w:jc w:val="left"/>
+              <w:jc w:val="center"/>
             </w:pPr>
             <w:r>
               <w:rPr>
@@ -7345,7 +7650,7 @@
           <w:p>
             <w:pPr>
               <w:pStyle w:val="Compact"/>
-              <w:jc w:val="left"/>
+              <w:jc w:val="center"/>
             </w:pPr>
             <w:r>
               <w:rPr>
@@ -7374,7 +7679,7 @@
           <w:p>
             <w:pPr>
               <w:pStyle w:val="Compact"/>
-              <w:jc w:val="left"/>
+              <w:jc w:val="center"/>
             </w:pPr>
             <w:r>
               <w:rPr>
@@ -7399,7 +7704,7 @@
           <w:p>
             <w:pPr>
               <w:pStyle w:val="Compact"/>
-              <w:jc w:val="left"/>
+              <w:jc w:val="center"/>
             </w:pPr>
             <w:r>
               <w:rPr>
@@ -7420,7 +7725,7 @@
           <w:p>
             <w:pPr>
               <w:pStyle w:val="Compact"/>
-              <w:jc w:val="left"/>
+              <w:jc w:val="center"/>
             </w:pPr>
             <w:r>
               <w:rPr>
@@ -7528,7 +7833,7 @@
           <w:p>
             <w:pPr>
               <w:pStyle w:val="Compact"/>
-              <w:jc w:val="left"/>
+              <w:jc w:val="center"/>
             </w:pPr>
             <w:r>
               <w:rPr>
@@ -7553,7 +7858,7 @@
           <w:p>
             <w:pPr>
               <w:pStyle w:val="Compact"/>
-              <w:jc w:val="left"/>
+              <w:jc w:val="center"/>
             </w:pPr>
             <m:oMath>
               <m:r>
@@ -7702,7 +8007,7 @@
           <w:p>
             <w:pPr>
               <w:pStyle w:val="Compact"/>
-              <w:jc w:val="left"/>
+              <w:jc w:val="center"/>
             </w:pPr>
             <w:r>
               <w:rPr>
@@ -7731,7 +8036,7 @@
           <w:p>
             <w:pPr>
               <w:pStyle w:val="Compact"/>
-              <w:jc w:val="left"/>
+              <w:jc w:val="center"/>
             </w:pPr>
             <w:r>
               <w:rPr>
@@ -7748,7 +8053,7 @@
           <w:p>
             <w:pPr>
               <w:pStyle w:val="Compact"/>
-              <w:jc w:val="left"/>
+              <w:jc w:val="center"/>
             </w:pPr>
             <w:r>
               <w:rPr>
@@ -7775,7 +8080,7 @@
           <w:p>
             <w:pPr>
               <w:pStyle w:val="Compact"/>
-              <w:jc w:val="left"/>
+              <w:jc w:val="center"/>
             </w:pPr>
             <w:r>
               <w:rPr>
@@ -7826,8 +8131,8 @@
         <w:t xml:space="preserve">“间接碘量终点加，直接碘量随时加。”</w:t>
       </w:r>
     </w:p>
-    <w:bookmarkEnd w:id="23"/>
-    <w:bookmarkStart w:id="24" w:name="经典应用铜合金中铜的测定"/>
+    <w:bookmarkEnd w:id="26"/>
+    <w:bookmarkStart w:id="27" w:name="经典应用铜合金中铜的测定"/>
     <w:p>
       <w:pPr>
         <w:pStyle w:val="Heading3"/>
@@ -7849,6 +8154,12 @@
       <m:oMathPara>
         <m:oMathParaPr>
           <m:jc m:val="center"/>
+          <m:ctrlPr>
+            <w:rPr>
+              <w:sz w:val="28"/>
+              <w:szCs w:val="28"/>
+            </w:rPr>
+          </m:ctrlPr>
         </m:oMathParaPr>
         <m:oMath>
           <m:r>
@@ -7978,6 +8289,12 @@
       <m:oMathPara>
         <m:oMathParaPr>
           <m:jc m:val="center"/>
+          <m:ctrlPr>
+            <w:rPr>
+              <w:sz w:val="28"/>
+              <w:szCs w:val="28"/>
+            </w:rPr>
+          </m:ctrlPr>
         </m:oMathParaPr>
         <m:oMath>
           <m:sSub>
@@ -8205,6 +8522,12 @@
       <m:oMathPara>
         <m:oMathParaPr>
           <m:jc m:val="center"/>
+          <m:ctrlPr>
+            <w:rPr>
+              <w:sz w:val="28"/>
+              <w:szCs w:val="28"/>
+            </w:rPr>
+          </m:ctrlPr>
         </m:oMathParaPr>
         <m:oMath>
           <m:r>
@@ -8337,9 +8660,9 @@
         </w:pict>
       </w:r>
     </w:p>
-    <w:bookmarkEnd w:id="24"/>
-    <w:bookmarkEnd w:id="25"/>
-    <w:bookmarkStart w:id="29" w:name="四重铬酸钾法与其他氧化还原滴定方法"/>
+    <w:bookmarkEnd w:id="27"/>
+    <w:bookmarkEnd w:id="28"/>
+    <w:bookmarkStart w:id="32" w:name="四重铬酸钾法与其他氧化还原滴定方法"/>
     <w:p>
       <w:pPr>
         <w:pStyle w:val="Heading2"/>
@@ -8351,7 +8674,7 @@
         <w:t xml:space="preserve">四、重铬酸钾法与其他氧化还原滴定方法</w:t>
       </w:r>
     </w:p>
-    <w:bookmarkStart w:id="26" w:name="重铬酸钾法k₂cr₂o₇-法"/>
+    <w:bookmarkStart w:id="29" w:name="重铬酸钾法k₂cr₂o₇-法"/>
     <w:p>
       <w:pPr>
         <w:pStyle w:val="Heading3"/>
@@ -8394,6 +8717,14 @@
         <w:t xml:space="preserve">：</w:t>
       </w:r>
       <m:oMath>
+        <m:oMathPr>
+          <m:ctrlPr>
+            <w:rPr>
+              <w:sz w:val="28"/>
+              <w:szCs w:val="28"/>
+            </w:rPr>
+          </m:ctrlPr>
+        </m:oMathPr>
         <m:r>
           <m:rPr>
             <m:sty m:val="p"/>
@@ -8596,6 +8927,14 @@
         <w:t xml:space="preserve">，</w:t>
       </w:r>
       <m:oMath>
+        <m:oMathPr>
+          <m:ctrlPr>
+            <w:rPr>
+              <w:sz w:val="28"/>
+              <w:szCs w:val="28"/>
+            </w:rPr>
+          </m:ctrlPr>
+        </m:oMathPr>
         <m:sSup>
           <m:e>
             <m:r>
@@ -8747,6 +9086,12 @@
       <m:oMathPara>
         <m:oMathParaPr>
           <m:jc m:val="center"/>
+          <m:ctrlPr>
+            <w:rPr>
+              <w:sz w:val="28"/>
+              <w:szCs w:val="28"/>
+            </w:rPr>
+          </m:ctrlPr>
         </m:oMathParaPr>
         <m:oMath>
           <m:r>
@@ -9069,12 +9414,6 @@
         <w:pStyle w:val="BlockText"/>
       </w:pPr>
       <w:r>
-        <w:t xml:space="preserve">💡</w:t>
-      </w:r>
-      <w:r>
-        <w:t xml:space="preserve"> </w:t>
-      </w:r>
-      <w:r>
         <w:rPr>
           <w:b/>
           <w:bCs/>
@@ -9108,6 +9447,14 @@
         <w:t xml:space="preserve"> </w:t>
       </w:r>
       <m:oMath>
+        <m:oMathPr>
+          <m:ctrlPr>
+            <w:rPr>
+              <w:sz w:val="28"/>
+              <w:szCs w:val="28"/>
+            </w:rPr>
+          </m:ctrlPr>
+        </m:oMathPr>
         <m:r>
           <m:rPr>
             <m:sty m:val="p"/>
@@ -9224,8 +9571,8 @@
         <w:t xml:space="preserve">黄色对终点观察的干扰。</w:t>
       </w:r>
     </w:p>
-    <w:bookmarkEnd w:id="26"/>
-    <w:bookmarkStart w:id="27" w:name="三种主要氧化还原滴定方法对比"/>
+    <w:bookmarkEnd w:id="29"/>
+    <w:bookmarkStart w:id="30" w:name="三种主要氧化还原滴定方法对比"/>
     <w:p>
       <w:pPr>
         <w:pStyle w:val="Heading3"/>
@@ -9262,7 +9609,7 @@
           <w:p>
             <w:pPr>
               <w:pStyle w:val="Compact"/>
-              <w:jc w:val="left"/>
+              <w:jc w:val="center"/>
             </w:pPr>
             <w:r>
               <w:rPr>
@@ -9342,7 +9689,7 @@
           <w:p>
             <w:pPr>
               <w:pStyle w:val="Compact"/>
-              <w:jc w:val="left"/>
+              <w:jc w:val="center"/>
             </w:pPr>
             <m:oMath>
               <m:sSup>
@@ -9433,7 +9780,7 @@
           <w:p>
             <w:pPr>
               <w:pStyle w:val="Compact"/>
-              <w:jc w:val="left"/>
+              <w:jc w:val="center"/>
             </w:pPr>
             <w:r>
               <w:rPr>
@@ -9503,7 +9850,7 @@
           <w:p>
             <w:pPr>
               <w:pStyle w:val="Compact"/>
-              <w:jc w:val="left"/>
+              <w:jc w:val="center"/>
             </w:pPr>
             <w:r>
               <w:rPr>
@@ -9571,7 +9918,7 @@
           <w:p>
             <w:pPr>
               <w:pStyle w:val="Compact"/>
-              <w:jc w:val="left"/>
+              <w:jc w:val="center"/>
             </w:pPr>
             <w:r>
               <w:rPr>
@@ -9661,7 +10008,7 @@
           <w:p>
             <w:pPr>
               <w:pStyle w:val="Compact"/>
-              <w:jc w:val="left"/>
+              <w:jc w:val="center"/>
             </w:pPr>
             <w:r>
               <w:rPr>
@@ -9735,7 +10082,7 @@
           <w:p>
             <w:pPr>
               <w:pStyle w:val="Compact"/>
-              <w:jc w:val="left"/>
+              <w:jc w:val="center"/>
             </w:pPr>
             <w:r>
               <w:rPr>
@@ -9797,7 +10144,7 @@
           <w:p>
             <w:pPr>
               <w:pStyle w:val="Compact"/>
-              <w:jc w:val="left"/>
+              <w:jc w:val="center"/>
             </w:pPr>
             <w:r>
               <w:rPr>
@@ -9854,8 +10201,8 @@
         </w:tc>
       </w:tr>
     </w:tbl>
-    <w:bookmarkEnd w:id="27"/>
-    <w:bookmarkStart w:id="28" w:name="ce⁴法与溴酸盐法了解"/>
+    <w:bookmarkEnd w:id="30"/>
+    <w:bookmarkStart w:id="31" w:name="ce⁴法与溴酸盐法了解"/>
     <w:p>
       <w:pPr>
         <w:pStyle w:val="Heading3"/>
@@ -9892,7 +10239,7 @@
           <w:p>
             <w:pPr>
               <w:pStyle w:val="Compact"/>
-              <w:jc w:val="left"/>
+              <w:jc w:val="center"/>
             </w:pPr>
             <w:r>
               <w:rPr>
@@ -9908,7 +10255,7 @@
           <w:p>
             <w:pPr>
               <w:pStyle w:val="Compact"/>
-              <w:jc w:val="left"/>
+              <w:jc w:val="center"/>
             </w:pPr>
             <w:r>
               <w:rPr>
@@ -9950,7 +10297,7 @@
           <w:p>
             <w:pPr>
               <w:pStyle w:val="Compact"/>
-              <w:jc w:val="left"/>
+              <w:jc w:val="center"/>
             </w:pPr>
             <w:r>
               <w:rPr>
@@ -9968,7 +10315,7 @@
           <w:p>
             <w:pPr>
               <w:pStyle w:val="Compact"/>
-              <w:jc w:val="left"/>
+              <w:jc w:val="center"/>
             </w:pPr>
             <w:r>
               <w:rPr>
@@ -9993,7 +10340,7 @@
           <w:p>
             <w:pPr>
               <w:pStyle w:val="Compact"/>
-              <w:jc w:val="left"/>
+              <w:jc w:val="center"/>
             </w:pPr>
             <m:oMath>
               <m:r>
@@ -10109,7 +10456,7 @@
           <w:p>
             <w:pPr>
               <w:pStyle w:val="Compact"/>
-              <w:jc w:val="left"/>
+              <w:jc w:val="center"/>
             </w:pPr>
             <w:r>
               <w:rPr>
@@ -10140,7 +10487,7 @@
           <w:p>
             <w:pPr>
               <w:pStyle w:val="Compact"/>
-              <w:jc w:val="left"/>
+              <w:jc w:val="center"/>
             </w:pPr>
             <w:r>
               <w:rPr>
@@ -10157,7 +10504,7 @@
           <w:p>
             <w:pPr>
               <w:pStyle w:val="Compact"/>
-              <w:jc w:val="left"/>
+              <w:jc w:val="center"/>
             </w:pPr>
             <m:oMath>
               <m:r>
@@ -10347,7 +10694,7 @@
           <w:p>
             <w:pPr>
               <w:pStyle w:val="Compact"/>
-              <w:jc w:val="left"/>
+              <w:jc w:val="center"/>
             </w:pPr>
             <w:r>
               <w:rPr>
@@ -10378,9 +10725,9 @@
         </w:pict>
       </w:r>
     </w:p>
-    <w:bookmarkEnd w:id="28"/>
-    <w:bookmarkEnd w:id="29"/>
-    <w:bookmarkStart w:id="35" w:name="五沉淀滴定"/>
+    <w:bookmarkEnd w:id="31"/>
+    <w:bookmarkEnd w:id="32"/>
+    <w:bookmarkStart w:id="38" w:name="五沉淀滴定"/>
     <w:p>
       <w:pPr>
         <w:pStyle w:val="Heading2"/>
@@ -10392,7 +10739,7 @@
         <w:t xml:space="preserve">五、沉淀滴定</w:t>
       </w:r>
     </w:p>
-    <w:bookmarkStart w:id="30" w:name="沉淀滴定概述"/>
+    <w:bookmarkStart w:id="33" w:name="沉淀滴定概述"/>
     <w:p>
       <w:pPr>
         <w:pStyle w:val="Heading3"/>
@@ -10505,7 +10852,7 @@
           <w:p>
             <w:pPr>
               <w:pStyle w:val="Compact"/>
-              <w:jc w:val="left"/>
+              <w:jc w:val="center"/>
             </w:pPr>
             <w:r>
               <w:rPr>
@@ -10521,7 +10868,7 @@
           <w:p>
             <w:pPr>
               <w:pStyle w:val="Compact"/>
-              <w:jc w:val="left"/>
+              <w:jc w:val="center"/>
             </w:pPr>
             <w:r>
               <w:rPr>
@@ -10546,7 +10893,7 @@
           <w:p>
             <w:pPr>
               <w:pStyle w:val="Compact"/>
-              <w:jc w:val="left"/>
+              <w:jc w:val="center"/>
             </w:pPr>
             <w:r>
               <w:rPr>
@@ -10571,7 +10918,7 @@
           <w:p>
             <w:pPr>
               <w:pStyle w:val="Compact"/>
-              <w:jc w:val="left"/>
+              <w:jc w:val="center"/>
             </w:pPr>
             <w:r>
               <w:rPr>
@@ -10598,7 +10945,7 @@
           <w:p>
             <w:pPr>
               <w:pStyle w:val="Compact"/>
-              <w:jc w:val="left"/>
+              <w:jc w:val="center"/>
             </w:pPr>
             <w:r>
               <w:rPr>
@@ -10613,7 +10960,7 @@
           <w:p>
             <w:pPr>
               <w:pStyle w:val="Compact"/>
-              <w:jc w:val="left"/>
+              <w:jc w:val="center"/>
             </w:pPr>
             <w:r>
               <w:rPr>
@@ -10628,7 +10975,7 @@
           <w:p>
             <w:pPr>
               <w:pStyle w:val="Compact"/>
-              <w:jc w:val="left"/>
+              <w:jc w:val="center"/>
             </w:pPr>
             <w:r>
               <w:rPr>
@@ -10643,7 +10990,7 @@
           <w:p>
             <w:pPr>
               <w:pStyle w:val="Compact"/>
-              <w:jc w:val="left"/>
+              <w:jc w:val="center"/>
             </w:pPr>
             <w:r>
               <w:rPr>
@@ -10660,7 +11007,7 @@
           <w:p>
             <w:pPr>
               <w:pStyle w:val="Compact"/>
-              <w:jc w:val="left"/>
+              <w:jc w:val="center"/>
             </w:pPr>
             <w:r>
               <w:rPr>
@@ -10675,7 +11022,7 @@
           <w:p>
             <w:pPr>
               <w:pStyle w:val="Compact"/>
-              <w:jc w:val="left"/>
+              <w:jc w:val="center"/>
             </w:pPr>
             <w:r>
               <w:rPr>
@@ -10690,7 +11037,7 @@
           <w:p>
             <w:pPr>
               <w:pStyle w:val="Compact"/>
-              <w:jc w:val="left"/>
+              <w:jc w:val="center"/>
             </w:pPr>
             <w:r>
               <w:rPr>
@@ -10717,7 +11064,7 @@
           <w:p>
             <w:pPr>
               <w:pStyle w:val="Compact"/>
-              <w:jc w:val="left"/>
+              <w:jc w:val="center"/>
             </w:pPr>
             <w:r>
               <w:rPr>
@@ -10746,7 +11093,7 @@
           <w:p>
             <w:pPr>
               <w:pStyle w:val="Compact"/>
-              <w:jc w:val="left"/>
+              <w:jc w:val="center"/>
             </w:pPr>
             <w:r>
               <w:rPr>
@@ -10761,7 +11108,7 @@
           <w:p>
             <w:pPr>
               <w:pStyle w:val="Compact"/>
-              <w:jc w:val="left"/>
+              <w:jc w:val="center"/>
             </w:pPr>
             <w:r>
               <w:rPr>
@@ -10778,7 +11125,7 @@
           <w:p>
             <w:pPr>
               <w:pStyle w:val="Compact"/>
-              <w:jc w:val="left"/>
+              <w:jc w:val="center"/>
             </w:pPr>
             <w:r>
               <w:rPr>
@@ -10801,7 +11148,7 @@
           <w:p>
             <w:pPr>
               <w:pStyle w:val="Compact"/>
-              <w:jc w:val="left"/>
+              <w:jc w:val="center"/>
             </w:pPr>
             <w:r>
               <w:rPr>
@@ -10818,7 +11165,7 @@
           <w:p>
             <w:pPr>
               <w:pStyle w:val="Compact"/>
-              <w:jc w:val="left"/>
+              <w:jc w:val="center"/>
             </w:pPr>
             <w:r>
               <w:rPr>
@@ -10833,7 +11180,7 @@
           <w:p>
             <w:pPr>
               <w:pStyle w:val="Compact"/>
-              <w:jc w:val="left"/>
+              <w:jc w:val="center"/>
             </w:pPr>
             <w:r>
               <w:rPr>
@@ -10868,7 +11215,7 @@
           <w:p>
             <w:pPr>
               <w:pStyle w:val="Compact"/>
-              <w:jc w:val="left"/>
+              <w:jc w:val="center"/>
             </w:pPr>
             <w:r>
               <w:rPr>
@@ -10903,7 +11250,7 @@
           <w:p>
             <w:pPr>
               <w:pStyle w:val="Compact"/>
-              <w:jc w:val="left"/>
+              <w:jc w:val="center"/>
             </w:pPr>
             <w:r>
               <w:rPr>
@@ -10932,7 +11279,7 @@
           <w:p>
             <w:pPr>
               <w:pStyle w:val="Compact"/>
-              <w:jc w:val="left"/>
+              <w:jc w:val="center"/>
             </w:pPr>
             <w:r>
               <w:rPr>
@@ -10947,7 +11294,7 @@
           <w:p>
             <w:pPr>
               <w:pStyle w:val="Compact"/>
-              <w:jc w:val="left"/>
+              <w:jc w:val="center"/>
             </w:pPr>
             <w:r>
               <w:rPr>
@@ -10962,7 +11309,7 @@
           <w:p>
             <w:pPr>
               <w:pStyle w:val="Compact"/>
-              <w:jc w:val="left"/>
+              <w:jc w:val="center"/>
             </w:pPr>
             <w:r>
               <w:rPr>
@@ -10993,7 +11340,7 @@
           <w:p>
             <w:pPr>
               <w:pStyle w:val="Compact"/>
-              <w:jc w:val="left"/>
+              <w:jc w:val="center"/>
             </w:pPr>
             <w:r>
               <w:rPr>
@@ -11010,7 +11357,7 @@
           <w:p>
             <w:pPr>
               <w:pStyle w:val="Compact"/>
-              <w:jc w:val="left"/>
+              <w:jc w:val="center"/>
             </w:pPr>
             <w:r>
               <w:rPr>
@@ -11025,7 +11372,7 @@
           <w:p>
             <w:pPr>
               <w:pStyle w:val="Compact"/>
-              <w:jc w:val="left"/>
+              <w:jc w:val="center"/>
             </w:pPr>
             <w:r>
               <w:rPr>
@@ -11054,7 +11401,7 @@
           <w:p>
             <w:pPr>
               <w:pStyle w:val="Compact"/>
-              <w:jc w:val="left"/>
+              <w:jc w:val="center"/>
             </w:pPr>
             <w:r>
               <w:rPr>
@@ -11083,7 +11430,7 @@
           <w:p>
             <w:pPr>
               <w:pStyle w:val="Compact"/>
-              <w:jc w:val="left"/>
+              <w:jc w:val="center"/>
             </w:pPr>
             <w:r>
               <w:rPr>
@@ -11103,8 +11450,8 @@
         </w:tc>
       </w:tr>
     </w:tbl>
-    <w:bookmarkEnd w:id="30"/>
-    <w:bookmarkStart w:id="31" w:name="mohr-法莫尔法"/>
+    <w:bookmarkEnd w:id="33"/>
+    <w:bookmarkStart w:id="34" w:name="mohr-法莫尔法"/>
     <w:p>
       <w:pPr>
         <w:pStyle w:val="Heading3"/>
@@ -11205,6 +11552,14 @@
         <w:t xml:space="preserve">（主反应）</w:t>
       </w:r>
       <m:oMath>
+        <m:oMathPr>
+          <m:ctrlPr>
+            <w:rPr>
+              <w:sz w:val="28"/>
+              <w:szCs w:val="28"/>
+            </w:rPr>
+          </m:ctrlPr>
+        </m:oMathPr>
         <m:r>
           <m:rPr>
             <m:sty m:val="p"/>
@@ -11303,6 +11658,14 @@
         <w:t xml:space="preserve">（白色，</w:t>
       </w:r>
       <m:oMath>
+        <m:oMathPr>
+          <m:ctrlPr>
+            <w:rPr>
+              <w:sz w:val="28"/>
+              <w:szCs w:val="28"/>
+            </w:rPr>
+          </m:ctrlPr>
+        </m:oMathPr>
         <m:sSub>
           <m:e>
             <m:r>
@@ -11377,6 +11740,14 @@
         <w:t xml:space="preserve">（终点反应）</w:t>
       </w:r>
       <m:oMath>
+        <m:oMathPr>
+          <m:ctrlPr>
+            <w:rPr>
+              <w:sz w:val="28"/>
+              <w:szCs w:val="28"/>
+            </w:rPr>
+          </m:ctrlPr>
+        </m:oMathPr>
         <m:r>
           <m:t>2</m:t>
         </m:r>
@@ -11528,6 +11899,14 @@
         <w:t xml:space="preserve">（砖红色，</w:t>
       </w:r>
       <m:oMath>
+        <m:oMathPr>
+          <m:ctrlPr>
+            <w:rPr>
+              <w:sz w:val="28"/>
+              <w:szCs w:val="28"/>
+            </w:rPr>
+          </m:ctrlPr>
+        </m:oMathPr>
         <m:sSub>
           <m:e>
             <m:r>
@@ -11612,6 +11991,14 @@
         <w:t xml:space="preserve"> </w:t>
       </w:r>
       <m:oMath>
+        <m:oMathPr>
+          <m:ctrlPr>
+            <w:rPr>
+              <w:sz w:val="28"/>
+              <w:szCs w:val="28"/>
+            </w:rPr>
+          </m:ctrlPr>
+        </m:oMathPr>
         <m:sSub>
           <m:e>
             <m:r>
@@ -11786,6 +12173,14 @@
         <w:t xml:space="preserve"> </w:t>
       </w:r>
       <m:oMath>
+        <m:oMathPr>
+          <m:ctrlPr>
+            <w:rPr>
+              <w:sz w:val="28"/>
+              <w:szCs w:val="28"/>
+            </w:rPr>
+          </m:ctrlPr>
+        </m:oMathPr>
         <m:r>
           <m:t>1.1</m:t>
         </m:r>
@@ -11857,6 +12252,14 @@
         <w:t xml:space="preserve"> </w:t>
       </w:r>
       <m:oMath>
+        <m:oMathPr>
+          <m:ctrlPr>
+            <w:rPr>
+              <w:sz w:val="28"/>
+              <w:szCs w:val="28"/>
+            </w:rPr>
+          </m:ctrlPr>
+        </m:oMathPr>
         <m:r>
           <m:t>5.0</m:t>
         </m:r>
@@ -11947,7 +12350,7 @@
         <w:t xml:space="preserve"> </w:t>
       </w:r>
       <w:r>
-        <w:t xml:space="preserve">- ⚠️</w:t>
+        <w:t xml:space="preserve">-</w:t>
       </w:r>
       <w:r>
         <w:t xml:space="preserve"> </w:t>
@@ -11994,6 +12397,14 @@
         <w:t xml:space="preserve">Cr₂O₇²⁻（</w:t>
       </w:r>
       <m:oMath>
+        <m:oMathPr>
+          <m:ctrlPr>
+            <w:rPr>
+              <w:sz w:val="28"/>
+              <w:szCs w:val="28"/>
+            </w:rPr>
+          </m:ctrlPr>
+        </m:oMathPr>
         <m:r>
           <m:t>2</m:t>
         </m:r>
@@ -12288,8 +12699,8 @@
         <w:t xml:space="preserve">配位）</w:t>
       </w:r>
     </w:p>
-    <w:bookmarkEnd w:id="31"/>
-    <w:bookmarkStart w:id="32" w:name="volhard-法佛尔哈德法"/>
+    <w:bookmarkEnd w:id="34"/>
+    <w:bookmarkStart w:id="35" w:name="volhard-法佛尔哈德法"/>
     <w:p>
       <w:pPr>
         <w:pStyle w:val="Heading3"/>
@@ -12402,6 +12813,14 @@
         <w:t xml:space="preserve"> </w:t>
       </w:r>
       <m:oMath>
+        <m:oMathPr>
+          <m:ctrlPr>
+            <w:rPr>
+              <w:sz w:val="28"/>
+              <w:szCs w:val="28"/>
+            </w:rPr>
+          </m:ctrlPr>
+        </m:oMathPr>
         <m:r>
           <m:rPr>
             <m:sty m:val="p"/>
@@ -12521,6 +12940,14 @@
         <w:t xml:space="preserve"> </w:t>
       </w:r>
       <m:oMath>
+        <m:oMathPr>
+          <m:ctrlPr>
+            <w:rPr>
+              <w:sz w:val="28"/>
+              <w:szCs w:val="28"/>
+            </w:rPr>
+          </m:ctrlPr>
+        </m:oMathPr>
         <m:r>
           <m:rPr>
             <m:sty m:val="p"/>
@@ -12698,7 +13125,7 @@
           <w:b/>
           <w:bCs/>
         </w:rPr>
-        <w:t xml:space="preserve">Cl⁻（重点⚠️）</w:t>
+        <w:t xml:space="preserve">Cl⁻（重点）</w:t>
       </w:r>
       <w:r>
         <w:rPr>
@@ -12714,6 +13141,12 @@
       <m:oMathPara>
         <m:oMathParaPr>
           <m:jc m:val="center"/>
+          <m:ctrlPr>
+            <w:rPr>
+              <w:sz w:val="28"/>
+              <w:szCs w:val="28"/>
+            </w:rPr>
+          </m:ctrlPr>
         </m:oMathParaPr>
         <m:oMath>
           <m:sSup>
@@ -12968,6 +13401,14 @@
         <w:t xml:space="preserve">：</w:t>
       </w:r>
       <m:oMath>
+        <m:oMathPr>
+          <m:ctrlPr>
+            <w:rPr>
+              <w:sz w:val="28"/>
+              <w:szCs w:val="28"/>
+            </w:rPr>
+          </m:ctrlPr>
+        </m:oMathPr>
         <m:r>
           <m:t>n</m:t>
         </m:r>
@@ -13459,6 +13900,14 @@
         <w:t xml:space="preserve">沉淀：</w:t>
       </w:r>
       <m:oMath>
+        <m:oMathPr>
+          <m:ctrlPr>
+            <w:rPr>
+              <w:sz w:val="28"/>
+              <w:szCs w:val="28"/>
+            </w:rPr>
+          </m:ctrlPr>
+        </m:oMathPr>
         <m:r>
           <m:rPr>
             <m:sty m:val="p"/>
@@ -13680,7 +14129,7 @@
           <w:b/>
           <w:bCs/>
         </w:rPr>
-        <w:t xml:space="preserve">的特别注意事项（高频考点⚠️）</w:t>
+        <w:t xml:space="preserve">的特别注意事项（高频考点）</w:t>
       </w:r>
       <w:r>
         <w:rPr>
@@ -13703,6 +14152,14 @@
         <w:t xml:space="preserve"> </w:t>
       </w:r>
       <m:oMath>
+        <m:oMathPr>
+          <m:ctrlPr>
+            <w:rPr>
+              <w:sz w:val="28"/>
+              <w:szCs w:val="28"/>
+            </w:rPr>
+          </m:ctrlPr>
+        </m:oMathPr>
         <m:sSub>
           <m:e>
             <m:r>
@@ -13924,6 +14381,12 @@
       <m:oMathPara>
         <m:oMathParaPr>
           <m:jc m:val="center"/>
+          <m:ctrlPr>
+            <w:rPr>
+              <w:sz w:val="28"/>
+              <w:szCs w:val="28"/>
+            </w:rPr>
+          </m:ctrlPr>
         </m:oMathParaPr>
         <m:oMath>
           <m:r>
@@ -14204,9 +14667,6 @@
         <w:pStyle w:val="BlockText"/>
       </w:pPr>
       <w:r>
-        <w:t xml:space="preserve">💡 </w:t>
-      </w:r>
-      <w:r>
         <w:rPr>
           <w:rFonts w:hint="eastAsia" w:eastAsia="SimSun" w:ascii="Times New Roman" w:hAnsi="Times New Roman"/>
         </w:rPr>
@@ -14249,8 +14709,8 @@
         <w:t xml:space="preserve">AgSCN，不会被置换）。</w:t>
       </w:r>
     </w:p>
-    <w:bookmarkEnd w:id="32"/>
-    <w:bookmarkStart w:id="33" w:name="fajans-法法扬司法了解"/>
+    <w:bookmarkEnd w:id="35"/>
+    <w:bookmarkStart w:id="36" w:name="fajans-法法扬司法了解"/>
     <w:p>
       <w:pPr>
         <w:pStyle w:val="Heading3"/>
@@ -14334,6 +14794,12 @@
       <m:oMathPara>
         <m:oMathParaPr>
           <m:jc m:val="center"/>
+          <m:ctrlPr>
+            <w:rPr>
+              <w:sz w:val="28"/>
+              <w:szCs w:val="28"/>
+            </w:rPr>
+          </m:ctrlPr>
         </m:oMathParaPr>
         <m:oMath>
           <m:sSup>
@@ -14534,7 +15000,7 @@
           <w:p>
             <w:pPr>
               <w:pStyle w:val="Compact"/>
-              <w:jc w:val="left"/>
+              <w:jc w:val="center"/>
             </w:pPr>
             <w:r>
               <w:rPr>
@@ -14550,7 +15016,7 @@
           <w:p>
             <w:pPr>
               <w:pStyle w:val="Compact"/>
-              <w:jc w:val="left"/>
+              <w:jc w:val="center"/>
             </w:pPr>
             <w:r>
               <w:rPr>
@@ -14591,7 +15057,7 @@
           <w:p>
             <w:pPr>
               <w:pStyle w:val="Compact"/>
-              <w:jc w:val="left"/>
+              <w:jc w:val="center"/>
             </w:pPr>
             <w:r>
               <w:rPr>
@@ -14606,7 +15072,7 @@
           <w:p>
             <w:pPr>
               <w:pStyle w:val="Compact"/>
-              <w:jc w:val="left"/>
+              <w:jc w:val="center"/>
             </w:pPr>
             <w:r>
               <w:rPr>
@@ -14638,7 +15104,7 @@
           <w:p>
             <w:pPr>
               <w:pStyle w:val="Compact"/>
-              <w:jc w:val="left"/>
+              <w:jc w:val="center"/>
             </w:pPr>
             <w:r>
               <w:rPr>
@@ -14653,7 +15119,7 @@
           <w:p>
             <w:pPr>
               <w:pStyle w:val="Compact"/>
-              <w:jc w:val="left"/>
+              <w:jc w:val="center"/>
             </w:pPr>
             <w:r>
               <w:rPr>
@@ -14685,7 +15151,7 @@
           <w:p>
             <w:pPr>
               <w:pStyle w:val="Compact"/>
-              <w:jc w:val="left"/>
+              <w:jc w:val="center"/>
             </w:pPr>
             <w:r>
               <w:rPr>
@@ -14700,7 +15166,7 @@
           <w:p>
             <w:pPr>
               <w:pStyle w:val="Compact"/>
-              <w:jc w:val="left"/>
+              <w:jc w:val="center"/>
             </w:pPr>
             <w:r>
               <w:rPr>
@@ -14732,9 +15198,6 @@
         <w:pStyle w:val="BlockText"/>
       </w:pPr>
       <w:r>
-        <w:t xml:space="preserve">⚠️ </w:t>
-      </w:r>
-      <w:r>
         <w:rPr>
           <w:rFonts w:hint="eastAsia" w:eastAsia="SimSun" w:ascii="Times New Roman" w:hAnsi="Times New Roman"/>
         </w:rPr>
@@ -14759,8 +15222,8 @@
         <w:t xml:space="preserve">吸附能力弱于曙红，终点前即被吸附，终点提前）。</w:t>
       </w:r>
     </w:p>
-    <w:bookmarkEnd w:id="33"/>
-    <w:bookmarkStart w:id="34" w:name="三种沉淀滴定法终局对比表"/>
+    <w:bookmarkEnd w:id="36"/>
+    <w:bookmarkStart w:id="37" w:name="三种沉淀滴定法终局对比表"/>
     <w:p>
       <w:pPr>
         <w:pStyle w:val="Heading3"/>
@@ -14797,7 +15260,7 @@
           <w:p>
             <w:pPr>
               <w:pStyle w:val="Compact"/>
-              <w:jc w:val="left"/>
+              <w:jc w:val="center"/>
             </w:pPr>
             <w:r>
               <w:rPr>
@@ -14813,7 +15276,7 @@
           <w:p>
             <w:pPr>
               <w:pStyle w:val="Compact"/>
-              <w:jc w:val="left"/>
+              <w:jc w:val="center"/>
             </w:pPr>
             <w:r>
               <w:rPr>
@@ -14836,7 +15299,7 @@
           <w:p>
             <w:pPr>
               <w:pStyle w:val="Compact"/>
-              <w:jc w:val="left"/>
+              <w:jc w:val="center"/>
             </w:pPr>
             <w:r>
               <w:rPr>
@@ -14859,7 +15322,7 @@
           <w:p>
             <w:pPr>
               <w:pStyle w:val="Compact"/>
-              <w:jc w:val="left"/>
+              <w:jc w:val="center"/>
             </w:pPr>
             <w:r>
               <w:rPr>
@@ -14884,7 +15347,7 @@
           <w:p>
             <w:pPr>
               <w:pStyle w:val="Compact"/>
-              <w:jc w:val="left"/>
+              <w:jc w:val="center"/>
             </w:pPr>
             <w:r>
               <w:rPr>
@@ -14901,7 +15364,7 @@
           <w:p>
             <w:pPr>
               <w:pStyle w:val="Compact"/>
-              <w:jc w:val="left"/>
+              <w:jc w:val="center"/>
             </w:pPr>
             <w:r>
               <w:rPr>
@@ -14916,7 +15379,7 @@
           <w:p>
             <w:pPr>
               <w:pStyle w:val="Compact"/>
-              <w:jc w:val="left"/>
+              <w:jc w:val="center"/>
             </w:pPr>
             <w:r>
               <w:rPr>
@@ -14931,7 +15394,7 @@
           <w:p>
             <w:pPr>
               <w:pStyle w:val="Compact"/>
-              <w:jc w:val="left"/>
+              <w:jc w:val="center"/>
             </w:pPr>
             <w:r>
               <w:rPr>
@@ -14948,7 +15411,7 @@
           <w:p>
             <w:pPr>
               <w:pStyle w:val="Compact"/>
-              <w:jc w:val="left"/>
+              <w:jc w:val="center"/>
             </w:pPr>
             <w:r>
               <w:rPr>
@@ -14965,7 +15428,7 @@
           <w:p>
             <w:pPr>
               <w:pStyle w:val="Compact"/>
-              <w:jc w:val="left"/>
+              <w:jc w:val="center"/>
             </w:pPr>
             <w:r>
               <w:rPr>
@@ -14980,7 +15443,7 @@
           <w:p>
             <w:pPr>
               <w:pStyle w:val="Compact"/>
-              <w:jc w:val="left"/>
+              <w:jc w:val="center"/>
             </w:pPr>
             <w:r>
               <w:rPr>
@@ -14995,7 +15458,7 @@
           <w:p>
             <w:pPr>
               <w:pStyle w:val="Compact"/>
-              <w:jc w:val="left"/>
+              <w:jc w:val="center"/>
             </w:pPr>
             <w:r>
               <w:rPr>
@@ -15012,7 +15475,7 @@
           <w:p>
             <w:pPr>
               <w:pStyle w:val="Compact"/>
-              <w:jc w:val="left"/>
+              <w:jc w:val="center"/>
             </w:pPr>
             <w:r>
               <w:rPr>
@@ -15029,7 +15492,7 @@
           <w:p>
             <w:pPr>
               <w:pStyle w:val="Compact"/>
-              <w:jc w:val="left"/>
+              <w:jc w:val="center"/>
             </w:pPr>
             <w:r>
               <w:rPr>
@@ -15056,7 +15519,7 @@
           <w:p>
             <w:pPr>
               <w:pStyle w:val="Compact"/>
-              <w:jc w:val="left"/>
+              <w:jc w:val="center"/>
             </w:pPr>
             <w:r>
               <w:rPr>
@@ -15083,7 +15546,7 @@
           <w:p>
             <w:pPr>
               <w:pStyle w:val="Compact"/>
-              <w:jc w:val="left"/>
+              <w:jc w:val="center"/>
             </w:pPr>
             <w:r>
               <w:rPr>
@@ -15112,7 +15575,7 @@
           <w:p>
             <w:pPr>
               <w:pStyle w:val="Compact"/>
-              <w:jc w:val="left"/>
+              <w:jc w:val="center"/>
             </w:pPr>
             <w:r>
               <w:rPr>
@@ -15129,7 +15592,7 @@
           <w:p>
             <w:pPr>
               <w:pStyle w:val="Compact"/>
-              <w:jc w:val="left"/>
+              <w:jc w:val="center"/>
             </w:pPr>
             <w:r>
               <w:rPr>
@@ -15144,7 +15607,7 @@
           <w:p>
             <w:pPr>
               <w:pStyle w:val="Compact"/>
-              <w:jc w:val="left"/>
+              <w:jc w:val="center"/>
             </w:pPr>
             <w:r>
               <w:rPr>
@@ -15159,7 +15622,7 @@
           <w:p>
             <w:pPr>
               <w:pStyle w:val="Compact"/>
-              <w:jc w:val="left"/>
+              <w:jc w:val="center"/>
             </w:pPr>
             <w:r>
               <w:rPr>
@@ -15176,7 +15639,7 @@
           <w:p>
             <w:pPr>
               <w:pStyle w:val="Compact"/>
-              <w:jc w:val="left"/>
+              <w:jc w:val="center"/>
             </w:pPr>
             <w:r>
               <w:rPr>
@@ -15193,7 +15656,7 @@
           <w:p>
             <w:pPr>
               <w:pStyle w:val="Compact"/>
-              <w:jc w:val="left"/>
+              <w:jc w:val="center"/>
             </w:pPr>
             <w:r>
               <w:rPr>
@@ -15208,7 +15671,7 @@
           <w:p>
             <w:pPr>
               <w:pStyle w:val="Compact"/>
-              <w:jc w:val="left"/>
+              <w:jc w:val="center"/>
             </w:pPr>
             <w:r>
               <w:rPr>
@@ -15235,7 +15698,7 @@
           <w:p>
             <w:pPr>
               <w:pStyle w:val="Compact"/>
-              <w:jc w:val="left"/>
+              <w:jc w:val="center"/>
             </w:pPr>
             <w:r>
               <w:rPr>
@@ -15264,7 +15727,7 @@
           <w:p>
             <w:pPr>
               <w:pStyle w:val="Compact"/>
-              <w:jc w:val="left"/>
+              <w:jc w:val="center"/>
             </w:pPr>
             <w:r>
               <w:rPr>
@@ -15281,7 +15744,7 @@
           <w:p>
             <w:pPr>
               <w:pStyle w:val="Compact"/>
-              <w:jc w:val="left"/>
+              <w:jc w:val="center"/>
             </w:pPr>
             <w:r>
               <w:rPr>
@@ -15296,7 +15759,7 @@
           <w:p>
             <w:pPr>
               <w:pStyle w:val="Compact"/>
-              <w:jc w:val="left"/>
+              <w:jc w:val="center"/>
             </w:pPr>
             <w:r>
               <w:rPr>
@@ -15319,7 +15782,7 @@
           <w:p>
             <w:pPr>
               <w:pStyle w:val="Compact"/>
-              <w:jc w:val="left"/>
+              <w:jc w:val="center"/>
             </w:pPr>
             <w:r>
               <w:rPr>
@@ -15336,7 +15799,7 @@
           <w:p>
             <w:pPr>
               <w:pStyle w:val="Compact"/>
-              <w:jc w:val="left"/>
+              <w:jc w:val="center"/>
             </w:pPr>
             <w:r>
               <w:rPr>
@@ -15369,7 +15832,7 @@
           <w:p>
             <w:pPr>
               <w:pStyle w:val="Compact"/>
-              <w:jc w:val="left"/>
+              <w:jc w:val="center"/>
             </w:pPr>
             <w:r>
               <w:rPr>
@@ -15390,7 +15853,7 @@
           <w:p>
             <w:pPr>
               <w:pStyle w:val="Compact"/>
-              <w:jc w:val="left"/>
+              <w:jc w:val="center"/>
             </w:pPr>
             <w:r>
               <w:rPr>
@@ -15411,7 +15874,7 @@
           <w:p>
             <w:pPr>
               <w:pStyle w:val="Compact"/>
-              <w:jc w:val="left"/>
+              <w:jc w:val="center"/>
             </w:pPr>
             <w:r>
               <w:rPr>
@@ -15430,9 +15893,9 @@
         </w:pict>
       </w:r>
     </w:p>
-    <w:bookmarkEnd w:id="34"/>
-    <w:bookmarkEnd w:id="35"/>
-    <w:bookmarkStart w:id="41" w:name="六典型例题"/>
+    <w:bookmarkEnd w:id="37"/>
+    <w:bookmarkEnd w:id="38"/>
+    <w:bookmarkStart w:id="44" w:name="六典型例题"/>
     <w:p>
       <w:pPr>
         <w:pStyle w:val="Heading2"/>
@@ -15444,7 +15907,7 @@
         <w:t xml:space="preserve">六、典型例题</w:t>
       </w:r>
     </w:p>
-    <w:bookmarkStart w:id="36" w:name="例1-碘量法计量比电子守恒推导"/>
+    <w:bookmarkStart w:id="39" w:name="例1-碘量法计量比电子守恒推导"/>
     <w:p>
       <w:pPr>
         <w:pStyle w:val="Heading3"/>
@@ -15587,6 +16050,12 @@
       <m:oMathPara>
         <m:oMathParaPr>
           <m:jc m:val="center"/>
+          <m:ctrlPr>
+            <w:rPr>
+              <w:sz w:val="28"/>
+              <w:szCs w:val="28"/>
+            </w:rPr>
+          </m:ctrlPr>
         </m:oMathParaPr>
         <m:oMath>
           <m:sSub>
@@ -15995,6 +16464,12 @@
       <m:oMathPara>
         <m:oMathParaPr>
           <m:jc m:val="center"/>
+          <m:ctrlPr>
+            <w:rPr>
+              <w:sz w:val="28"/>
+              <w:szCs w:val="28"/>
+            </w:rPr>
+          </m:ctrlPr>
         </m:oMathParaPr>
         <m:oMath>
           <m:sSub>
@@ -16192,6 +16667,12 @@
       <m:oMathPara>
         <m:oMathParaPr>
           <m:jc m:val="center"/>
+          <m:ctrlPr>
+            <w:rPr>
+              <w:sz w:val="28"/>
+              <w:szCs w:val="28"/>
+            </w:rPr>
+          </m:ctrlPr>
         </m:oMathParaPr>
         <m:oMath>
           <m:r>
@@ -16340,12 +16821,6 @@
         <w:pStyle w:val="BlockText"/>
       </w:pPr>
       <w:r>
-        <w:t xml:space="preserve">⚠️</w:t>
-      </w:r>
-      <w:r>
-        <w:t xml:space="preserve"> </w:t>
-      </w:r>
-      <w:r>
         <w:rPr>
           <w:rFonts w:hint="eastAsia" w:eastAsia="SimSun" w:ascii="Times New Roman" w:hAnsi="Times New Roman"/>
           <w:b/>
@@ -16415,6 +16890,14 @@
         <w:t xml:space="preserve">：</w:t>
       </w:r>
       <m:oMath>
+        <m:oMathPr>
+          <m:ctrlPr>
+            <w:rPr>
+              <w:sz w:val="28"/>
+              <w:szCs w:val="28"/>
+            </w:rPr>
+          </m:ctrlPr>
+        </m:oMathPr>
         <m:sSub>
           <m:e>
             <m:r>
@@ -16616,8 +17099,8 @@
         </w:pict>
       </w:r>
     </w:p>
-    <w:bookmarkEnd w:id="36"/>
-    <w:bookmarkStart w:id="37" w:name="例2-碘量法测定-ki-浓度39届q2改编"/>
+    <w:bookmarkEnd w:id="39"/>
+    <w:bookmarkStart w:id="40" w:name="例2-碘量法测定-ki-浓度39届q2改编"/>
     <w:p>
       <w:pPr>
         <w:pStyle w:val="Heading3"/>
@@ -16732,6 +17215,14 @@
         <w:t xml:space="preserve">已知：</w:t>
       </w:r>
       <m:oMath>
+        <m:oMathPr>
+          <m:ctrlPr>
+            <w:rPr>
+              <w:sz w:val="28"/>
+              <w:szCs w:val="28"/>
+            </w:rPr>
+          </m:ctrlPr>
+        </m:oMathPr>
         <m:r>
           <m:rPr>
             <m:sty m:val="p"/>
@@ -17026,6 +17517,14 @@
         <w:t xml:space="preserve">置换反应：</w:t>
       </w:r>
       <m:oMath>
+        <m:oMathPr>
+          <m:ctrlPr>
+            <w:rPr>
+              <w:sz w:val="28"/>
+              <w:szCs w:val="28"/>
+            </w:rPr>
+          </m:ctrlPr>
+        </m:oMathPr>
         <m:r>
           <m:rPr>
             <m:sty m:val="p"/>
@@ -17198,6 +17697,14 @@
         <w:t xml:space="preserve">滴定反应：</w:t>
       </w:r>
       <m:oMath>
+        <m:oMathPr>
+          <m:ctrlPr>
+            <w:rPr>
+              <w:sz w:val="28"/>
+              <w:szCs w:val="28"/>
+            </w:rPr>
+          </m:ctrlPr>
+        </m:oMathPr>
         <m:sSub>
           <m:e>
             <m:r>
@@ -17392,6 +17899,12 @@
       <m:oMathPara>
         <m:oMathParaPr>
           <m:jc m:val="center"/>
+          <m:ctrlPr>
+            <w:rPr>
+              <w:sz w:val="28"/>
+              <w:szCs w:val="28"/>
+            </w:rPr>
+          </m:ctrlPr>
         </m:oMathParaPr>
         <m:oMath>
           <m:r>
@@ -17540,6 +18053,14 @@
         <w:t xml:space="preserve">即：</w:t>
       </w:r>
       <m:oMath>
+        <m:oMathPr>
+          <m:ctrlPr>
+            <w:rPr>
+              <w:sz w:val="28"/>
+              <w:szCs w:val="28"/>
+            </w:rPr>
+          </m:ctrlPr>
+        </m:oMathPr>
         <m:r>
           <m:t>n</m:t>
         </m:r>
@@ -17887,6 +18408,12 @@
       <m:oMathPara>
         <m:oMathParaPr>
           <m:jc m:val="center"/>
+          <m:ctrlPr>
+            <w:rPr>
+              <w:sz w:val="28"/>
+              <w:szCs w:val="28"/>
+            </w:rPr>
+          </m:ctrlPr>
         </m:oMathParaPr>
         <m:oMath>
           <m:r>
@@ -18077,6 +18604,14 @@
         <w:t xml:space="preserve"> </w:t>
       </w:r>
       <m:oMath>
+        <m:oMathPr>
+          <m:ctrlPr>
+            <w:rPr>
+              <w:sz w:val="28"/>
+              <w:szCs w:val="28"/>
+            </w:rPr>
+          </m:ctrlPr>
+        </m:oMathPr>
         <m:r>
           <m:t>3</m:t>
         </m:r>
@@ -18178,6 +18713,14 @@
         <w:t xml:space="preserve"> </w:t>
       </w:r>
       <m:oMath>
+        <m:oMathPr>
+          <m:ctrlPr>
+            <w:rPr>
+              <w:sz w:val="28"/>
+              <w:szCs w:val="28"/>
+            </w:rPr>
+          </m:ctrlPr>
+        </m:oMathPr>
         <m:r>
           <m:t>n</m:t>
         </m:r>
@@ -18322,6 +18865,12 @@
       <m:oMathPara>
         <m:oMathParaPr>
           <m:jc m:val="center"/>
+          <m:ctrlPr>
+            <w:rPr>
+              <w:sz w:val="28"/>
+              <w:szCs w:val="28"/>
+            </w:rPr>
+          </m:ctrlPr>
         </m:oMathParaPr>
         <m:oMath>
           <m:r>
@@ -18530,6 +19079,14 @@
         <w:t xml:space="preserve">KIO₃：</w:t>
       </w:r>
       <m:oMath>
+        <m:oMathPr>
+          <m:ctrlPr>
+            <w:rPr>
+              <w:sz w:val="28"/>
+              <w:szCs w:val="28"/>
+            </w:rPr>
+          </m:ctrlPr>
+        </m:oMathPr>
         <m:r>
           <m:t>n</m:t>
         </m:r>
@@ -18685,6 +19242,14 @@
         <w:t xml:space="preserve"> </w:t>
       </w:r>
       <m:oMath>
+        <m:oMathPr>
+          <m:ctrlPr>
+            <w:rPr>
+              <w:sz w:val="28"/>
+              <w:szCs w:val="28"/>
+            </w:rPr>
+          </m:ctrlPr>
+        </m:oMathPr>
         <m:r>
           <m:rPr>
             <m:sty m:val="p"/>
@@ -18773,6 +19338,14 @@
         <w:t xml:space="preserve">I₂：</w:t>
       </w:r>
       <m:oMath>
+        <m:oMathPr>
+          <m:ctrlPr>
+            <w:rPr>
+              <w:sz w:val="28"/>
+              <w:szCs w:val="28"/>
+            </w:rPr>
+          </m:ctrlPr>
+        </m:oMathPr>
         <m:r>
           <m:t>n</m:t>
         </m:r>
@@ -18922,9 +19495,6 @@
         <w:pStyle w:val="BlockText"/>
       </w:pPr>
       <w:r>
-        <w:t xml:space="preserve">💡 </w:t>
-      </w:r>
-      <w:r>
         <w:rPr>
           <w:rFonts w:hint="eastAsia" w:eastAsia="SimSun" w:ascii="Times New Roman" w:hAnsi="Times New Roman"/>
         </w:rPr>
@@ -18949,6 +19519,14 @@
         <w:t xml:space="preserve">I₂（</w:t>
       </w:r>
       <m:oMath>
+        <m:oMathPr>
+          <m:ctrlPr>
+            <w:rPr>
+              <w:sz w:val="28"/>
+              <w:szCs w:val="28"/>
+            </w:rPr>
+          </m:ctrlPr>
+        </m:oMathPr>
         <m:r>
           <m:t>3.000</m:t>
         </m:r>
@@ -19010,6 +19588,14 @@
         <w:t xml:space="preserve">I₂（</w:t>
       </w:r>
       <m:oMath>
+        <m:oMathPr>
+          <m:ctrlPr>
+            <w:rPr>
+              <w:sz w:val="28"/>
+              <w:szCs w:val="28"/>
+            </w:rPr>
+          </m:ctrlPr>
+        </m:oMathPr>
         <m:r>
           <m:t>7.250</m:t>
         </m:r>
@@ -19244,6 +19830,14 @@
         <w:t xml:space="preserve"> </w:t>
       </w:r>
       <m:oMath>
+        <m:oMathPr>
+          <m:ctrlPr>
+            <w:rPr>
+              <w:sz w:val="28"/>
+              <w:szCs w:val="28"/>
+            </w:rPr>
+          </m:ctrlPr>
+        </m:oMathPr>
         <m:r>
           <m:rPr>
             <m:sty m:val="p"/>
@@ -19479,6 +20073,14 @@
         <w:t xml:space="preserve"> </w:t>
       </w:r>
       <m:oMath>
+        <m:oMathPr>
+          <m:ctrlPr>
+            <w:rPr>
+              <w:sz w:val="28"/>
+              <w:szCs w:val="28"/>
+            </w:rPr>
+          </m:ctrlPr>
+        </m:oMathPr>
         <m:r>
           <m:t>n</m:t>
         </m:r>
@@ -19583,6 +20185,14 @@
         <w:t xml:space="preserve"> </w:t>
       </w:r>
       <m:oMath>
+        <m:oMathPr>
+          <m:ctrlPr>
+            <w:rPr>
+              <w:sz w:val="28"/>
+              <w:szCs w:val="28"/>
+            </w:rPr>
+          </m:ctrlPr>
+        </m:oMathPr>
         <m:r>
           <m:t>n</m:t>
         </m:r>
@@ -19725,6 +20335,14 @@
         <w:t xml:space="preserve"> </w:t>
       </w:r>
       <m:oMath>
+        <m:oMathPr>
+          <m:ctrlPr>
+            <w:rPr>
+              <w:sz w:val="28"/>
+              <w:szCs w:val="28"/>
+            </w:rPr>
+          </m:ctrlPr>
+        </m:oMathPr>
         <m:r>
           <m:t>7.250</m:t>
         </m:r>
@@ -19775,6 +20393,14 @@
         <w:t xml:space="preserve"> </w:t>
       </w:r>
       <m:oMath>
+        <m:oMathPr>
+          <m:ctrlPr>
+            <w:rPr>
+              <w:sz w:val="28"/>
+              <w:szCs w:val="28"/>
+            </w:rPr>
+          </m:ctrlPr>
+        </m:oMathPr>
         <m:r>
           <m:t>1.000</m:t>
         </m:r>
@@ -19857,6 +20483,12 @@
       <m:oMathPara>
         <m:oMathParaPr>
           <m:jc m:val="center"/>
+          <m:ctrlPr>
+            <w:rPr>
+              <w:sz w:val="28"/>
+              <w:szCs w:val="28"/>
+            </w:rPr>
+          </m:ctrlPr>
         </m:oMathParaPr>
         <m:oMath>
           <m:r>
@@ -20099,6 +20731,14 @@
         <w:t xml:space="preserve">KIO₃：</w:t>
       </w:r>
       <m:oMath>
+        <m:oMathPr>
+          <m:ctrlPr>
+            <w:rPr>
+              <w:sz w:val="28"/>
+              <w:szCs w:val="28"/>
+            </w:rPr>
+          </m:ctrlPr>
+        </m:oMathPr>
         <m:r>
           <m:t>1.000</m:t>
         </m:r>
@@ -20212,6 +20852,14 @@
         <w:t xml:space="preserve"> </w:t>
       </w:r>
       <m:oMath>
+        <m:oMathPr>
+          <m:ctrlPr>
+            <w:rPr>
+              <w:sz w:val="28"/>
+              <w:szCs w:val="28"/>
+            </w:rPr>
+          </m:ctrlPr>
+        </m:oMathPr>
         <m:r>
           <m:rPr>
             <m:sty m:val="p"/>
@@ -20385,6 +21033,12 @@
       <m:oMathPara>
         <m:oMathParaPr>
           <m:jc m:val="center"/>
+          <m:ctrlPr>
+            <w:rPr>
+              <w:sz w:val="28"/>
+              <w:szCs w:val="28"/>
+            </w:rPr>
+          </m:ctrlPr>
         </m:oMathParaPr>
         <m:oMath>
           <m:r>
@@ -20470,6 +21124,12 @@
       <m:oMathPara>
         <m:oMathParaPr>
           <m:jc m:val="center"/>
+          <m:ctrlPr>
+            <w:rPr>
+              <w:sz w:val="28"/>
+              <w:szCs w:val="28"/>
+            </w:rPr>
+          </m:ctrlPr>
         </m:oMathParaPr>
         <m:oMath>
           <m:r>
@@ -20586,6 +21246,14 @@
         <w:t xml:space="preserve">由反应计量：</w:t>
       </w:r>
       <m:oMath>
+        <m:oMathPr>
+          <m:ctrlPr>
+            <w:rPr>
+              <w:sz w:val="28"/>
+              <w:szCs w:val="28"/>
+            </w:rPr>
+          </m:ctrlPr>
+        </m:oMathPr>
         <m:r>
           <m:t>n</m:t>
         </m:r>
@@ -20710,6 +21378,14 @@
         <w:t xml:space="preserve">的量：</w:t>
       </w:r>
       <m:oMath>
+        <m:oMathPr>
+          <m:ctrlPr>
+            <w:rPr>
+              <w:sz w:val="28"/>
+              <w:szCs w:val="28"/>
+            </w:rPr>
+          </m:ctrlPr>
+        </m:oMathPr>
         <m:r>
           <m:t>n</m:t>
         </m:r>
@@ -20889,6 +21565,14 @@
         <w:t xml:space="preserve">由反应计量：</w:t>
       </w:r>
       <m:oMath>
+        <m:oMathPr>
+          <m:ctrlPr>
+            <w:rPr>
+              <w:sz w:val="28"/>
+              <w:szCs w:val="28"/>
+            </w:rPr>
+          </m:ctrlPr>
+        </m:oMathPr>
         <m:r>
           <m:t>n</m:t>
         </m:r>
@@ -21013,6 +21697,14 @@
         <w:t xml:space="preserve">的物质的量：</w:t>
       </w:r>
       <m:oMath>
+        <m:oMathPr>
+          <m:ctrlPr>
+            <w:rPr>
+              <w:sz w:val="28"/>
+              <w:szCs w:val="28"/>
+            </w:rPr>
+          </m:ctrlPr>
+        </m:oMathPr>
         <m:r>
           <m:t>n</m:t>
         </m:r>
@@ -21175,6 +21867,14 @@
         <w:t xml:space="preserve"> </w:t>
       </w:r>
       <m:oMath>
+        <m:oMathPr>
+          <m:ctrlPr>
+            <w:rPr>
+              <w:sz w:val="28"/>
+              <w:szCs w:val="28"/>
+            </w:rPr>
+          </m:ctrlPr>
+        </m:oMathPr>
         <m:sSub>
           <m:e>
             <m:r>
@@ -21265,6 +21965,12 @@
       <m:oMathPara>
         <m:oMathParaPr>
           <m:jc m:val="center"/>
+          <m:ctrlPr>
+            <w:rPr>
+              <w:sz w:val="28"/>
+              <w:szCs w:val="28"/>
+            </w:rPr>
+          </m:ctrlPr>
         </m:oMathParaPr>
         <m:oMath>
           <m:sSub>
@@ -21361,6 +22067,14 @@
         <w:t xml:space="preserve">：</w:t>
       </w:r>
       <m:oMath>
+        <m:oMathPr>
+          <m:ctrlPr>
+            <w:rPr>
+              <w:sz w:val="28"/>
+              <w:szCs w:val="28"/>
+            </w:rPr>
+          </m:ctrlPr>
+        </m:oMathPr>
         <m:sSub>
           <m:e>
             <m:r>
@@ -21409,8 +22123,8 @@
         </w:pict>
       </w:r>
     </w:p>
-    <w:bookmarkEnd w:id="37"/>
-    <w:bookmarkStart w:id="38" w:name="例3-kmno₄-滴定-fe²-计算"/>
+    <w:bookmarkEnd w:id="40"/>
+    <w:bookmarkStart w:id="41" w:name="例3-kmno₄-滴定-fe²-计算"/>
     <w:p>
       <w:pPr>
         <w:pStyle w:val="Heading3"/>
@@ -21514,6 +22228,12 @@
       <m:oMathPara>
         <m:oMathParaPr>
           <m:jc m:val="center"/>
+          <m:ctrlPr>
+            <w:rPr>
+              <w:sz w:val="28"/>
+              <w:szCs w:val="28"/>
+            </w:rPr>
+          </m:ctrlPr>
         </m:oMathParaPr>
         <m:oMath>
           <m:r>
@@ -21696,6 +22416,12 @@
       <m:oMathPara>
         <m:oMathParaPr>
           <m:jc m:val="center"/>
+          <m:ctrlPr>
+            <w:rPr>
+              <w:sz w:val="28"/>
+              <w:szCs w:val="28"/>
+            </w:rPr>
+          </m:ctrlPr>
         </m:oMathParaPr>
         <m:oMath>
           <m:r>
@@ -21884,6 +22610,12 @@
       <m:oMathPara>
         <m:oMathParaPr>
           <m:jc m:val="center"/>
+          <m:ctrlPr>
+            <w:rPr>
+              <w:sz w:val="28"/>
+              <w:szCs w:val="28"/>
+            </w:rPr>
+          </m:ctrlPr>
         </m:oMathParaPr>
         <m:oMath>
           <m:r>
@@ -22120,6 +22852,14 @@
         <w:t xml:space="preserve">：</w:t>
       </w:r>
       <m:oMath>
+        <m:oMathPr>
+          <m:ctrlPr>
+            <w:rPr>
+              <w:sz w:val="28"/>
+              <w:szCs w:val="28"/>
+            </w:rPr>
+          </m:ctrlPr>
+        </m:oMathPr>
         <m:r>
           <m:t>n</m:t>
         </m:r>
@@ -22277,6 +23017,12 @@
       <m:oMathPara>
         <m:oMathParaPr>
           <m:jc m:val="center"/>
+          <m:ctrlPr>
+            <w:rPr>
+              <w:sz w:val="28"/>
+              <w:szCs w:val="28"/>
+            </w:rPr>
+          </m:ctrlPr>
         </m:oMathParaPr>
         <m:oMath>
           <m:r>
@@ -22436,6 +23182,12 @@
       <m:oMathPara>
         <m:oMathParaPr>
           <m:jc m:val="center"/>
+          <m:ctrlPr>
+            <w:rPr>
+              <w:sz w:val="28"/>
+              <w:szCs w:val="28"/>
+            </w:rPr>
+          </m:ctrlPr>
         </m:oMathParaPr>
         <m:oMath>
           <m:r>
@@ -22608,6 +23360,12 @@
       <m:oMathPara>
         <m:oMathParaPr>
           <m:jc m:val="center"/>
+          <m:ctrlPr>
+            <w:rPr>
+              <w:sz w:val="28"/>
+              <w:szCs w:val="28"/>
+            </w:rPr>
+          </m:ctrlPr>
         </m:oMathParaPr>
         <m:oMath>
           <m:sSub>
@@ -22701,6 +23459,12 @@
       <m:oMathPara>
         <m:oMathParaPr>
           <m:jc m:val="center"/>
+          <m:ctrlPr>
+            <w:rPr>
+              <w:sz w:val="28"/>
+              <w:szCs w:val="28"/>
+            </w:rPr>
+          </m:ctrlPr>
         </m:oMathParaPr>
         <m:oMath>
           <m:sSub>
@@ -22797,6 +23561,14 @@
         <w:t xml:space="preserve">：</w:t>
       </w:r>
       <m:oMath>
+        <m:oMathPr>
+          <m:ctrlPr>
+            <w:rPr>
+              <w:sz w:val="28"/>
+              <w:szCs w:val="28"/>
+            </w:rPr>
+          </m:ctrlPr>
+        </m:oMathPr>
         <m:sSub>
           <m:e>
             <m:r>
@@ -22845,8 +23617,8 @@
         </w:pict>
       </w:r>
     </w:p>
-    <w:bookmarkEnd w:id="38"/>
-    <w:bookmarkStart w:id="39" w:name="例4-mohr-法测定-nacl-浓度"/>
+    <w:bookmarkEnd w:id="41"/>
+    <w:bookmarkStart w:id="42" w:name="例4-mohr-法测定-nacl-浓度"/>
     <w:p>
       <w:pPr>
         <w:pStyle w:val="Heading3"/>
@@ -23028,6 +23800,12 @@
       <m:oMathPara>
         <m:oMathParaPr>
           <m:jc m:val="center"/>
+          <m:ctrlPr>
+            <w:rPr>
+              <w:sz w:val="28"/>
+              <w:szCs w:val="28"/>
+            </w:rPr>
+          </m:ctrlPr>
         </m:oMathParaPr>
         <m:oMath>
           <m:r>
@@ -23142,6 +23920,14 @@
         <w:t xml:space="preserve">：</w:t>
       </w:r>
       <m:oMath>
+        <m:oMathPr>
+          <m:ctrlPr>
+            <w:rPr>
+              <w:sz w:val="28"/>
+              <w:szCs w:val="28"/>
+            </w:rPr>
+          </m:ctrlPr>
+        </m:oMathPr>
         <m:r>
           <m:t>n</m:t>
         </m:r>
@@ -23266,6 +24052,12 @@
       <m:oMathPara>
         <m:oMathParaPr>
           <m:jc m:val="center"/>
+          <m:ctrlPr>
+            <w:rPr>
+              <w:sz w:val="28"/>
+              <w:szCs w:val="28"/>
+            </w:rPr>
+          </m:ctrlPr>
         </m:oMathParaPr>
         <m:oMath>
           <m:r>
@@ -23425,6 +24217,12 @@
       <m:oMathPara>
         <m:oMathParaPr>
           <m:jc m:val="center"/>
+          <m:ctrlPr>
+            <w:rPr>
+              <w:sz w:val="28"/>
+              <w:szCs w:val="28"/>
+            </w:rPr>
+          </m:ctrlPr>
         </m:oMathParaPr>
         <m:oMath>
           <m:r>
@@ -23681,6 +24479,14 @@
         <w:t xml:space="preserve">：</w:t>
       </w:r>
       <m:oMath>
+        <m:oMathPr>
+          <m:ctrlPr>
+            <w:rPr>
+              <w:sz w:val="28"/>
+              <w:szCs w:val="28"/>
+            </w:rPr>
+          </m:ctrlPr>
+        </m:oMathPr>
         <m:r>
           <m:t>c</m:t>
         </m:r>
@@ -23774,8 +24580,8 @@
         </w:pict>
       </w:r>
     </w:p>
-    <w:bookmarkEnd w:id="39"/>
-    <w:bookmarkStart w:id="40" w:name="例5-volhard-法返滴定测定-cl含误差分析"/>
+    <w:bookmarkEnd w:id="42"/>
+    <w:bookmarkStart w:id="43" w:name="例5-volhard-法返滴定测定-cl含误差分析"/>
     <w:p>
       <w:pPr>
         <w:pStyle w:val="Heading3"/>
@@ -24065,6 +24871,12 @@
       <m:oMathPara>
         <m:oMathParaPr>
           <m:jc m:val="center"/>
+          <m:ctrlPr>
+            <w:rPr>
+              <w:sz w:val="28"/>
+              <w:szCs w:val="28"/>
+            </w:rPr>
+          </m:ctrlPr>
         </m:oMathParaPr>
         <m:oMath>
           <m:r>
@@ -24254,6 +25066,12 @@
       <m:oMathPara>
         <m:oMathParaPr>
           <m:jc m:val="center"/>
+          <m:ctrlPr>
+            <w:rPr>
+              <w:sz w:val="28"/>
+              <w:szCs w:val="28"/>
+            </w:rPr>
+          </m:ctrlPr>
         </m:oMathParaPr>
         <m:oMath>
           <m:r>
@@ -24443,6 +25261,12 @@
       <m:oMathPara>
         <m:oMathParaPr>
           <m:jc m:val="center"/>
+          <m:ctrlPr>
+            <w:rPr>
+              <w:sz w:val="28"/>
+              <w:szCs w:val="28"/>
+            </w:rPr>
+          </m:ctrlPr>
         </m:oMathParaPr>
         <m:oMath>
           <m:r>
@@ -24757,6 +25581,12 @@
       <m:oMathPara>
         <m:oMathParaPr>
           <m:jc m:val="center"/>
+          <m:ctrlPr>
+            <w:rPr>
+              <w:sz w:val="28"/>
+              <w:szCs w:val="28"/>
+            </w:rPr>
+          </m:ctrlPr>
         </m:oMathParaPr>
         <m:oMath>
           <m:r>
@@ -24974,6 +25804,14 @@
         <w:t xml:space="preserve">原因：</w:t>
       </w:r>
       <m:oMath>
+        <m:oMathPr>
+          <m:ctrlPr>
+            <w:rPr>
+              <w:sz w:val="28"/>
+              <w:szCs w:val="28"/>
+            </w:rPr>
+          </m:ctrlPr>
+        </m:oMathPr>
         <m:sSub>
           <m:e>
             <m:r>
@@ -25208,6 +26046,12 @@
       <m:oMathPara>
         <m:oMathParaPr>
           <m:jc m:val="center"/>
+          <m:ctrlPr>
+            <w:rPr>
+              <w:sz w:val="28"/>
+              <w:szCs w:val="28"/>
+            </w:rPr>
+          </m:ctrlPr>
         </m:oMathParaPr>
         <m:oMath>
           <m:r>
@@ -25439,9 +26283,6 @@
         <w:pStyle w:val="BlockText"/>
       </w:pPr>
       <w:r>
-        <w:t xml:space="preserve">💡 </w:t>
-      </w:r>
-      <w:r>
         <w:rPr>
           <w:rFonts w:hint="eastAsia" w:eastAsia="SimSun" w:ascii="Times New Roman" w:hAnsi="Times New Roman"/>
         </w:rPr>
@@ -25535,6 +26376,14 @@
         <w:t xml:space="preserve">：</w:t>
       </w:r>
       <m:oMath>
+        <m:oMathPr>
+          <m:ctrlPr>
+            <w:rPr>
+              <w:sz w:val="28"/>
+              <w:szCs w:val="28"/>
+            </w:rPr>
+          </m:ctrlPr>
+        </m:oMathPr>
         <m:r>
           <m:t>c</m:t>
         </m:r>
@@ -25649,9 +26498,9 @@
         </w:pict>
       </w:r>
     </w:p>
-    <w:bookmarkEnd w:id="40"/>
-    <w:bookmarkEnd w:id="41"/>
-    <w:bookmarkStart w:id="48" w:name="七常见误区"/>
+    <w:bookmarkEnd w:id="43"/>
+    <w:bookmarkEnd w:id="44"/>
+    <w:bookmarkStart w:id="51" w:name="七常见误区"/>
     <w:p>
       <w:pPr>
         <w:pStyle w:val="Heading2"/>
@@ -25663,7 +26512,7 @@
         <w:t xml:space="preserve">七、常见误区</w:t>
       </w:r>
     </w:p>
-    <w:bookmarkStart w:id="42" w:name="误区1i₂-与-na₂s₂o₃-的计量比记成-11"/>
+    <w:bookmarkStart w:id="45" w:name="误区1i₂-与-na₂s₂o₃-的计量比记成-11"/>
     <w:p>
       <w:pPr>
         <w:pStyle w:val="Heading3"/>
@@ -25858,8 +26707,8 @@
         <w:t xml:space="preserve">。</w:t>
       </w:r>
     </w:p>
-    <w:bookmarkEnd w:id="42"/>
-    <w:bookmarkStart w:id="43" w:name="误区2混淆-kmno₄-法和碘量法的酸度条件"/>
+    <w:bookmarkEnd w:id="45"/>
+    <w:bookmarkStart w:id="46" w:name="误区2混淆-kmno₄-法和碘量法的酸度条件"/>
     <w:p>
       <w:pPr>
         <w:pStyle w:val="Heading3"/>
@@ -26022,8 +26871,8 @@
         <w:t xml:space="preserve">法——要强酸；碘量法——防强酸。</w:t>
       </w:r>
     </w:p>
-    <w:bookmarkEnd w:id="43"/>
-    <w:bookmarkStart w:id="44" w:name="误区3mohr-法和-volhard-法的酸度条件混为一谈"/>
+    <w:bookmarkEnd w:id="46"/>
+    <w:bookmarkStart w:id="47" w:name="误区3mohr-法和-volhard-法的酸度条件混为一谈"/>
     <w:p>
       <w:pPr>
         <w:pStyle w:val="Heading3"/>
@@ -26233,8 +27082,8 @@
         <w:t xml:space="preserve">。</w:t>
       </w:r>
     </w:p>
-    <w:bookmarkEnd w:id="44"/>
-    <w:bookmarkStart w:id="45" w:name="误区4混淆-volhard-法返滴定-cl-中沉淀转化的误差方向"/>
+    <w:bookmarkEnd w:id="47"/>
+    <w:bookmarkStart w:id="48" w:name="误区4混淆-volhard-法返滴定-cl-中沉淀转化的误差方向"/>
     <w:p>
       <w:pPr>
         <w:pStyle w:val="Heading3"/>
@@ -26428,8 +27277,8 @@
         <w:t xml:space="preserve">或加硝基苯包裹。</w:t>
       </w:r>
     </w:p>
-    <w:bookmarkEnd w:id="45"/>
-    <w:bookmarkStart w:id="46" w:name="误区5kmno₄-标定中忘记温度控制"/>
+    <w:bookmarkEnd w:id="48"/>
+    <w:bookmarkStart w:id="49" w:name="误区5kmno₄-标定中忘记温度控制"/>
     <w:p>
       <w:pPr>
         <w:pStyle w:val="Heading3"/>
@@ -26576,8 +27425,8 @@
         <w:t xml:space="preserve">。</w:t>
       </w:r>
     </w:p>
-    <w:bookmarkEnd w:id="46"/>
-    <w:bookmarkStart w:id="47" w:name="误区6返滴定计算时直接用消耗体积对应待测物"/>
+    <w:bookmarkEnd w:id="49"/>
+    <w:bookmarkStart w:id="50" w:name="误区6返滴定计算时直接用消耗体积对应待测物"/>
     <w:p>
       <w:pPr>
         <w:pStyle w:val="Heading3"/>
@@ -26722,9 +27571,9 @@
         </w:pict>
       </w:r>
     </w:p>
-    <w:bookmarkEnd w:id="47"/>
-    <w:bookmarkEnd w:id="48"/>
-    <w:bookmarkStart w:id="52" w:name="八方法总结"/>
+    <w:bookmarkEnd w:id="50"/>
+    <w:bookmarkEnd w:id="51"/>
+    <w:bookmarkStart w:id="55" w:name="八方法总结"/>
     <w:p>
       <w:pPr>
         <w:pStyle w:val="Heading2"/>
@@ -26736,7 +27585,7 @@
         <w:t xml:space="preserve">八、方法总结</w:t>
       </w:r>
     </w:p>
-    <w:bookmarkStart w:id="49" w:name="氧化还原滴定方法选择决策树"/>
+    <w:bookmarkStart w:id="52" w:name="氧化还原滴定方法选择决策树"/>
     <w:p>
       <w:pPr>
         <w:pStyle w:val="Heading3"/>
@@ -26950,8 +27799,8 @@
         <w:t xml:space="preserve">（中性/弱酸性，淀粉指示剂随时加）</w:t>
       </w:r>
     </w:p>
-    <w:bookmarkEnd w:id="49"/>
-    <w:bookmarkStart w:id="50" w:name="沉淀滴定方法选择决策树"/>
+    <w:bookmarkEnd w:id="52"/>
+    <w:bookmarkStart w:id="53" w:name="沉淀滴定方法选择决策树"/>
     <w:p>
       <w:pPr>
         <w:pStyle w:val="Heading3"/>
@@ -27177,8 +28026,8 @@
         <w:t xml:space="preserve">指示剂）</w:t>
       </w:r>
     </w:p>
-    <w:bookmarkEnd w:id="50"/>
-    <w:bookmarkStart w:id="51" w:name="滴定分析通用解题框架"/>
+    <w:bookmarkEnd w:id="53"/>
+    <w:bookmarkStart w:id="54" w:name="滴定分析通用解题框架"/>
     <w:p>
       <w:pPr>
         <w:pStyle w:val="Heading3"/>
@@ -27362,9 +28211,9 @@
         </w:pict>
       </w:r>
     </w:p>
-    <w:bookmarkEnd w:id="51"/>
-    <w:bookmarkEnd w:id="52"/>
-    <w:bookmarkStart w:id="53" w:name="九核心速查卡"/>
+    <w:bookmarkEnd w:id="54"/>
+    <w:bookmarkEnd w:id="55"/>
+    <w:bookmarkStart w:id="56" w:name="九核心速查卡"/>
     <w:p>
       <w:pPr>
         <w:pStyle w:val="Heading2"/>
@@ -27400,7 +28249,7 @@
           <w:p>
             <w:pPr>
               <w:pStyle w:val="Compact"/>
-              <w:jc w:val="left"/>
+              <w:jc w:val="center"/>
             </w:pPr>
             <w:r>
               <w:rPr>
@@ -27416,7 +28265,7 @@
           <w:p>
             <w:pPr>
               <w:pStyle w:val="Compact"/>
-              <w:jc w:val="left"/>
+              <w:jc w:val="center"/>
             </w:pPr>
             <w:r>
               <w:rPr>
@@ -27432,7 +28281,7 @@
           <w:p>
             <w:pPr>
               <w:pStyle w:val="Compact"/>
-              <w:jc w:val="left"/>
+              <w:jc w:val="center"/>
             </w:pPr>
             <w:r>
               <w:rPr>
@@ -27480,7 +28329,7 @@
           <w:p>
             <w:pPr>
               <w:pStyle w:val="Compact"/>
-              <w:jc w:val="left"/>
+              <w:jc w:val="center"/>
             </w:pPr>
             <w:r>
               <w:rPr>
@@ -27498,7 +28347,7 @@
           <w:p>
             <w:pPr>
               <w:pStyle w:val="Compact"/>
-              <w:jc w:val="left"/>
+              <w:jc w:val="center"/>
             </w:pPr>
             <w:r>
               <w:rPr>
@@ -27523,7 +28372,7 @@
           <w:p>
             <w:pPr>
               <w:pStyle w:val="Compact"/>
-              <w:jc w:val="left"/>
+              <w:jc w:val="center"/>
             </w:pPr>
             <w:r>
               <w:rPr>
@@ -27538,7 +28387,7 @@
           <w:p>
             <w:pPr>
               <w:pStyle w:val="Compact"/>
-              <w:jc w:val="left"/>
+              <w:jc w:val="center"/>
             </w:pPr>
             <w:r>
               <w:rPr>
@@ -27583,7 +28432,7 @@
           <w:p>
             <w:pPr>
               <w:pStyle w:val="Compact"/>
-              <w:jc w:val="left"/>
+              <w:jc w:val="center"/>
             </w:pPr>
             <w:r>
               <w:rPr>
@@ -27606,7 +28455,7 @@
           <w:p>
             <w:pPr>
               <w:pStyle w:val="Compact"/>
-              <w:jc w:val="left"/>
+              <w:jc w:val="center"/>
             </w:pPr>
             <w:r>
               <w:rPr>
@@ -27623,7 +28472,7 @@
           <w:p>
             <w:pPr>
               <w:pStyle w:val="Compact"/>
-              <w:jc w:val="left"/>
+              <w:jc w:val="center"/>
             </w:pPr>
             <w:r>
               <w:rPr>
@@ -27638,7 +28487,7 @@
           <w:p>
             <w:pPr>
               <w:pStyle w:val="Compact"/>
-              <w:jc w:val="left"/>
+              <w:jc w:val="center"/>
             </w:pPr>
             <w:r>
               <w:rPr>
@@ -27683,7 +28532,7 @@
           <w:p>
             <w:pPr>
               <w:pStyle w:val="Compact"/>
-              <w:jc w:val="left"/>
+              <w:jc w:val="center"/>
             </w:pPr>
             <w:r>
               <w:rPr>
@@ -27706,7 +28555,7 @@
           <w:p>
             <w:pPr>
               <w:pStyle w:val="Compact"/>
-              <w:jc w:val="left"/>
+              <w:jc w:val="center"/>
             </w:pPr>
             <w:r>
               <w:rPr>
@@ -27723,7 +28572,7 @@
           <w:p>
             <w:pPr>
               <w:pStyle w:val="Compact"/>
-              <w:jc w:val="left"/>
+              <w:jc w:val="center"/>
             </w:pPr>
             <w:r>
               <w:rPr>
@@ -27738,7 +28587,7 @@
           <w:p>
             <w:pPr>
               <w:pStyle w:val="Compact"/>
-              <w:jc w:val="left"/>
+              <w:jc w:val="center"/>
             </w:pPr>
             <w:r>
               <w:rPr>
@@ -27783,7 +28632,7 @@
           <w:p>
             <w:pPr>
               <w:pStyle w:val="Compact"/>
-              <w:jc w:val="left"/>
+              <w:jc w:val="center"/>
             </w:pPr>
             <w:r>
               <w:rPr>
@@ -27818,7 +28667,7 @@
           <w:p>
             <w:pPr>
               <w:pStyle w:val="Compact"/>
-              <w:jc w:val="left"/>
+              <w:jc w:val="center"/>
             </w:pPr>
             <w:r>
               <w:rPr>
@@ -27843,7 +28692,7 @@
           <w:p>
             <w:pPr>
               <w:pStyle w:val="Compact"/>
-              <w:jc w:val="left"/>
+              <w:jc w:val="center"/>
             </w:pPr>
             <w:r>
               <w:rPr>
@@ -27870,7 +28719,7 @@
           <w:p>
             <w:pPr>
               <w:pStyle w:val="Compact"/>
-              <w:jc w:val="left"/>
+              <w:jc w:val="center"/>
             </w:pPr>
             <w:r>
               <w:rPr>
@@ -27915,7 +28764,7 @@
           <w:p>
             <w:pPr>
               <w:pStyle w:val="Compact"/>
-              <w:jc w:val="left"/>
+              <w:jc w:val="center"/>
             </w:pPr>
             <w:r>
               <w:rPr>
@@ -27932,7 +28781,7 @@
           <w:p>
             <w:pPr>
               <w:pStyle w:val="Compact"/>
-              <w:jc w:val="left"/>
+              <w:jc w:val="center"/>
             </w:pPr>
             <w:r>
               <w:rPr>
@@ -27957,7 +28806,7 @@
           <w:p>
             <w:pPr>
               <w:pStyle w:val="Compact"/>
-              <w:jc w:val="left"/>
+              <w:jc w:val="center"/>
             </w:pPr>
             <w:r>
               <w:rPr>
@@ -27972,7 +28821,7 @@
           <w:p>
             <w:pPr>
               <w:pStyle w:val="Compact"/>
-              <w:jc w:val="left"/>
+              <w:jc w:val="center"/>
             </w:pPr>
             <w:r>
               <w:rPr>
@@ -28017,7 +28866,7 @@
           <w:p>
             <w:pPr>
               <w:pStyle w:val="Compact"/>
-              <w:jc w:val="left"/>
+              <w:jc w:val="center"/>
             </w:pPr>
             <w:r>
               <w:rPr>
@@ -28040,7 +28889,7 @@
           <w:p>
             <w:pPr>
               <w:pStyle w:val="Compact"/>
-              <w:jc w:val="left"/>
+              <w:jc w:val="center"/>
             </w:pPr>
             <w:r>
               <w:rPr>
@@ -28065,7 +28914,7 @@
           <w:p>
             <w:pPr>
               <w:pStyle w:val="Compact"/>
-              <w:jc w:val="left"/>
+              <w:jc w:val="center"/>
             </w:pPr>
             <w:r>
               <w:rPr>
@@ -28080,7 +28929,7 @@
           <w:p>
             <w:pPr>
               <w:pStyle w:val="Compact"/>
-              <w:jc w:val="left"/>
+              <w:jc w:val="center"/>
             </w:pPr>
             <w:r>
               <w:rPr>
@@ -28125,7 +28974,7 @@
           <w:p>
             <w:pPr>
               <w:pStyle w:val="Compact"/>
-              <w:jc w:val="left"/>
+              <w:jc w:val="center"/>
             </w:pPr>
             <w:r>
               <w:rPr>
@@ -28142,7 +28991,7 @@
           <w:p>
             <w:pPr>
               <w:pStyle w:val="Compact"/>
-              <w:jc w:val="left"/>
+              <w:jc w:val="center"/>
             </w:pPr>
             <w:r>
               <w:rPr>
@@ -28167,7 +29016,7 @@
           <w:p>
             <w:pPr>
               <w:pStyle w:val="Compact"/>
-              <w:jc w:val="left"/>
+              <w:jc w:val="center"/>
             </w:pPr>
             <w:r>
               <w:rPr>
@@ -28182,7 +29031,7 @@
           <w:p>
             <w:pPr>
               <w:pStyle w:val="Compact"/>
-              <w:jc w:val="left"/>
+              <w:jc w:val="center"/>
             </w:pPr>
             <w:r>
               <w:rPr>
@@ -28227,7 +29076,7 @@
           <w:p>
             <w:pPr>
               <w:pStyle w:val="Compact"/>
-              <w:jc w:val="left"/>
+              <w:jc w:val="center"/>
             </w:pPr>
             <w:r>
               <w:rPr>
@@ -28246,8 +29095,8 @@
         </w:pict>
       </w:r>
     </w:p>
-    <w:bookmarkEnd w:id="53"/>
-    <w:bookmarkStart w:id="57" w:name="十练习题"/>
+    <w:bookmarkEnd w:id="56"/>
+    <w:bookmarkStart w:id="60" w:name="十练习题"/>
     <w:p>
       <w:pPr>
         <w:pStyle w:val="Heading2"/>
@@ -28259,7 +29108,7 @@
         <w:t xml:space="preserve">十、练习题</w:t>
       </w:r>
     </w:p>
-    <w:bookmarkStart w:id="54" w:name="基础巩固"/>
+    <w:bookmarkStart w:id="57" w:name="基础巩固"/>
     <w:p>
       <w:pPr>
         <w:pStyle w:val="Heading3"/>
@@ -28379,8 +29228,8 @@
         <w:t xml:space="preserve">的两步反应方程式，并解释为什么先产生白色沉淀、后产生砖红色沉淀。</w:t>
       </w:r>
     </w:p>
-    <w:bookmarkEnd w:id="54"/>
-    <w:bookmarkStart w:id="55" w:name="提高训练"/>
+    <w:bookmarkEnd w:id="57"/>
+    <w:bookmarkStart w:id="58" w:name="提高训练"/>
     <w:p>
       <w:pPr>
         <w:pStyle w:val="Heading3"/>
@@ -28536,6 +29385,14 @@
         <w:t xml:space="preserve">的质量浓度（单位：mg/L，</w:t>
       </w:r>
       <m:oMath>
+        <m:oMathPr>
+          <m:ctrlPr>
+            <w:rPr>
+              <w:sz w:val="28"/>
+              <w:szCs w:val="28"/>
+            </w:rPr>
+          </m:ctrlPr>
+        </m:oMathPr>
         <m:sSub>
           <m:e>
             <m:r>
@@ -28664,6 +29521,14 @@
         <w:t xml:space="preserve">mL。已知反应：</w:t>
       </w:r>
       <m:oMath>
+        <m:oMathPr>
+          <m:ctrlPr>
+            <w:rPr>
+              <w:sz w:val="28"/>
+              <w:szCs w:val="28"/>
+            </w:rPr>
+          </m:ctrlPr>
+        </m:oMathPr>
         <m:r>
           <m:t>2</m:t>
         </m:r>
@@ -28789,6 +29654,14 @@
         <w:t xml:space="preserve">，</w:t>
       </w:r>
       <m:oMath>
+        <m:oMathPr>
+          <m:ctrlPr>
+            <w:rPr>
+              <w:sz w:val="28"/>
+              <w:szCs w:val="28"/>
+            </w:rPr>
+          </m:ctrlPr>
+        </m:oMathPr>
         <m:sSub>
           <m:e>
             <m:r>
@@ -28966,6 +29839,14 @@
         <w:t xml:space="preserve">的质量分数（</w:t>
       </w:r>
       <m:oMath>
+        <m:oMathPr>
+          <m:ctrlPr>
+            <w:rPr>
+              <w:sz w:val="28"/>
+              <w:szCs w:val="28"/>
+            </w:rPr>
+          </m:ctrlPr>
+        </m:oMathPr>
         <m:sSub>
           <m:e>
             <m:r>
@@ -29037,8 +29918,8 @@
         <w:t xml:space="preserve">）。</w:t>
       </w:r>
     </w:p>
-    <w:bookmarkEnd w:id="55"/>
-    <w:bookmarkStart w:id="56" w:name="挑战"/>
+    <w:bookmarkEnd w:id="58"/>
+    <w:bookmarkStart w:id="59" w:name="挑战"/>
     <w:p>
       <w:pPr>
         <w:pStyle w:val="Heading3"/>
@@ -29173,6 +30054,14 @@
         <w:t xml:space="preserve">的质量分数（</w:t>
       </w:r>
       <m:oMath>
+        <m:oMathPr>
+          <m:ctrlPr>
+            <w:rPr>
+              <w:sz w:val="28"/>
+              <w:szCs w:val="28"/>
+            </w:rPr>
+          </m:ctrlPr>
+        </m:oMathPr>
         <m:sSub>
           <m:e>
             <m:r>
@@ -29251,9 +30140,9 @@
         </w:pict>
       </w:r>
     </w:p>
-    <w:bookmarkEnd w:id="56"/>
-    <w:bookmarkEnd w:id="57"/>
-    <w:bookmarkStart w:id="58" w:name="十一参考答案与提示"/>
+    <w:bookmarkEnd w:id="59"/>
+    <w:bookmarkEnd w:id="60"/>
+    <w:bookmarkStart w:id="61" w:name="十一参考答案与提示"/>
     <w:p>
       <w:pPr>
         <w:pStyle w:val="Heading2"/>
@@ -29442,6 +30331,14 @@
         <w:t xml:space="preserve">Mn²⁺（无色，</w:t>
       </w:r>
       <m:oMath>
+        <m:oMathPr>
+          <m:ctrlPr>
+            <w:rPr>
+              <w:sz w:val="28"/>
+              <w:szCs w:val="28"/>
+            </w:rPr>
+          </m:ctrlPr>
+        </m:oMathPr>
         <m:sSup>
           <m:e>
             <m:r>
@@ -29486,6 +30383,14 @@
         <w:t xml:space="preserve">棕色沉淀（</w:t>
       </w:r>
       <m:oMath>
+        <m:oMathPr>
+          <m:ctrlPr>
+            <w:rPr>
+              <w:sz w:val="28"/>
+              <w:szCs w:val="28"/>
+            </w:rPr>
+          </m:ctrlPr>
+        </m:oMathPr>
         <m:sSup>
           <m:e>
             <m:r>
@@ -29542,6 +30447,14 @@
         <w:t xml:space="preserve">主反应：</w:t>
       </w:r>
       <m:oMath>
+        <m:oMathPr>
+          <m:ctrlPr>
+            <w:rPr>
+              <w:sz w:val="28"/>
+              <w:szCs w:val="28"/>
+            </w:rPr>
+          </m:ctrlPr>
+        </m:oMathPr>
         <m:r>
           <m:rPr>
             <m:sty m:val="p"/>
@@ -29640,6 +30553,14 @@
         <w:t xml:space="preserve">（白色，</w:t>
       </w:r>
       <m:oMath>
+        <m:oMathPr>
+          <m:ctrlPr>
+            <w:rPr>
+              <w:sz w:val="28"/>
+              <w:szCs w:val="28"/>
+            </w:rPr>
+          </m:ctrlPr>
+        </m:oMathPr>
         <m:sSub>
           <m:e>
             <m:r>
@@ -29702,6 +30623,14 @@
         <w:t xml:space="preserve">）；终点反应：</w:t>
       </w:r>
       <m:oMath>
+        <m:oMathPr>
+          <m:ctrlPr>
+            <w:rPr>
+              <w:sz w:val="28"/>
+              <w:szCs w:val="28"/>
+            </w:rPr>
+          </m:ctrlPr>
+        </m:oMathPr>
         <m:r>
           <m:t>2</m:t>
         </m:r>
@@ -29853,6 +30782,14 @@
         <w:t xml:space="preserve">（砖红色，</w:t>
       </w:r>
       <m:oMath>
+        <m:oMathPr>
+          <m:ctrlPr>
+            <w:rPr>
+              <w:sz w:val="28"/>
+              <w:szCs w:val="28"/>
+            </w:rPr>
+          </m:ctrlPr>
+        </m:oMathPr>
         <m:sSub>
           <m:e>
             <m:r>
@@ -29921,6 +30858,14 @@
         <w:t xml:space="preserve"> </w:t>
       </w:r>
       <m:oMath>
+        <m:oMathPr>
+          <m:ctrlPr>
+            <w:rPr>
+              <w:sz w:val="28"/>
+              <w:szCs w:val="28"/>
+            </w:rPr>
+          </m:ctrlPr>
+        </m:oMathPr>
         <m:rad>
           <m:radPr>
             <m:degHide m:val="on"/>
@@ -29997,6 +30942,14 @@
         <w:t xml:space="preserve"> </w:t>
       </w:r>
       <m:oMath>
+        <m:oMathPr>
+          <m:ctrlPr>
+            <w:rPr>
+              <w:sz w:val="28"/>
+              <w:szCs w:val="28"/>
+            </w:rPr>
+          </m:ctrlPr>
+        </m:oMathPr>
         <m:r>
           <m:t>1.34</m:t>
         </m:r>
@@ -30041,6 +30994,14 @@
         <w:t xml:space="preserve"> </w:t>
       </w:r>
       <m:oMath>
+        <m:oMathPr>
+          <m:ctrlPr>
+            <w:rPr>
+              <w:sz w:val="28"/>
+              <w:szCs w:val="28"/>
+            </w:rPr>
+          </m:ctrlPr>
+        </m:oMathPr>
         <m:sSub>
           <m:e>
             <m:r>
@@ -30237,6 +31198,14 @@
         <w:t xml:space="preserve"> </w:t>
       </w:r>
       <m:oMath>
+        <m:oMathPr>
+          <m:ctrlPr>
+            <w:rPr>
+              <w:sz w:val="28"/>
+              <w:szCs w:val="28"/>
+            </w:rPr>
+          </m:ctrlPr>
+        </m:oMathPr>
         <m:r>
           <m:t>n</m:t>
         </m:r>
@@ -30353,6 +31322,14 @@
         <w:t xml:space="preserve">mol；</w:t>
       </w:r>
       <m:oMath>
+        <m:oMathPr>
+          <m:ctrlPr>
+            <w:rPr>
+              <w:sz w:val="28"/>
+              <w:szCs w:val="28"/>
+            </w:rPr>
+          </m:ctrlPr>
+        </m:oMathPr>
         <m:r>
           <m:t>n</m:t>
         </m:r>
@@ -30508,6 +31485,14 @@
         <w:t xml:space="preserve">mol；</w:t>
       </w:r>
       <m:oMath>
+        <m:oMathPr>
+          <m:ctrlPr>
+            <w:rPr>
+              <w:sz w:val="28"/>
+              <w:szCs w:val="28"/>
+            </w:rPr>
+          </m:ctrlPr>
+        </m:oMathPr>
         <m:r>
           <m:t>V</m:t>
         </m:r>
@@ -30645,6 +31630,14 @@
         <w:t xml:space="preserve"> </w:t>
       </w:r>
       <m:oMath>
+        <m:oMathPr>
+          <m:ctrlPr>
+            <w:rPr>
+              <w:sz w:val="28"/>
+              <w:szCs w:val="28"/>
+            </w:rPr>
+          </m:ctrlPr>
+        </m:oMathPr>
         <m:r>
           <m:t>n</m:t>
         </m:r>
@@ -30767,6 +31760,14 @@
         <w:t xml:space="preserve"> </w:t>
       </w:r>
       <m:oMath>
+        <m:oMathPr>
+          <m:ctrlPr>
+            <w:rPr>
+              <w:sz w:val="28"/>
+              <w:szCs w:val="28"/>
+            </w:rPr>
+          </m:ctrlPr>
+        </m:oMathPr>
         <m:r>
           <m:t>n</m:t>
         </m:r>
@@ -30814,6 +31815,14 @@
         <w:t xml:space="preserve">；</w:t>
       </w:r>
       <m:oMath>
+        <m:oMathPr>
+          <m:ctrlPr>
+            <w:rPr>
+              <w:sz w:val="28"/>
+              <w:szCs w:val="28"/>
+            </w:rPr>
+          </m:ctrlPr>
+        </m:oMathPr>
         <m:r>
           <m:t>m</m:t>
         </m:r>
@@ -30948,6 +31957,14 @@
         <w:t xml:space="preserve"> </w:t>
       </w:r>
       <m:oMath>
+        <m:oMathPr>
+          <m:ctrlPr>
+            <w:rPr>
+              <w:sz w:val="28"/>
+              <w:szCs w:val="28"/>
+            </w:rPr>
+          </m:ctrlPr>
+        </m:oMathPr>
         <m:r>
           <m:t>5.530</m:t>
         </m:r>
@@ -31004,6 +32021,14 @@
         <w:t xml:space="preserve"> </w:t>
       </w:r>
       <m:oMath>
+        <m:oMathPr>
+          <m:ctrlPr>
+            <w:rPr>
+              <w:sz w:val="28"/>
+              <w:szCs w:val="28"/>
+            </w:rPr>
+          </m:ctrlPr>
+        </m:oMathPr>
         <m:r>
           <m:t>n</m:t>
         </m:r>
@@ -31153,6 +32178,14 @@
         <w:t xml:space="preserve"> </w:t>
       </w:r>
       <m:oMath>
+        <m:oMathPr>
+          <m:ctrlPr>
+            <w:rPr>
+              <w:sz w:val="28"/>
+              <w:szCs w:val="28"/>
+            </w:rPr>
+          </m:ctrlPr>
+        </m:oMathPr>
         <m:r>
           <m:t>2</m:t>
         </m:r>
@@ -31287,6 +32320,14 @@
         <w:t xml:space="preserve">，</w:t>
       </w:r>
       <m:oMath>
+        <m:oMathPr>
+          <m:ctrlPr>
+            <w:rPr>
+              <w:sz w:val="28"/>
+              <w:szCs w:val="28"/>
+            </w:rPr>
+          </m:ctrlPr>
+        </m:oMathPr>
         <m:r>
           <m:t>n</m:t>
         </m:r>
@@ -31439,6 +32480,14 @@
         <w:t xml:space="preserve">mol；</w:t>
       </w:r>
       <m:oMath>
+        <m:oMathPr>
+          <m:ctrlPr>
+            <w:rPr>
+              <w:sz w:val="28"/>
+              <w:szCs w:val="28"/>
+            </w:rPr>
+          </m:ctrlPr>
+        </m:oMathPr>
         <m:sSub>
           <m:e>
             <m:r>
@@ -31522,6 +32571,14 @@
         <w:t xml:space="preserve">g；</w:t>
       </w:r>
       <m:oMath>
+        <m:oMathPr>
+          <m:ctrlPr>
+            <w:rPr>
+              <w:sz w:val="28"/>
+              <w:szCs w:val="28"/>
+            </w:rPr>
+          </m:ctrlPr>
+        </m:oMathPr>
         <m:sSub>
           <m:e>
             <m:r>
@@ -31626,6 +32683,14 @@
         <w:t xml:space="preserve">加入量：</w:t>
       </w:r>
       <m:oMath>
+        <m:oMathPr>
+          <m:ctrlPr>
+            <w:rPr>
+              <w:sz w:val="28"/>
+              <w:szCs w:val="28"/>
+            </w:rPr>
+          </m:ctrlPr>
+        </m:oMathPr>
         <m:sSub>
           <m:e>
             <m:r>
@@ -31782,6 +32847,14 @@
         <w:t xml:space="preserve"> </w:t>
       </w:r>
       <m:oMath>
+        <m:oMathPr>
+          <m:ctrlPr>
+            <w:rPr>
+              <w:sz w:val="28"/>
+              <w:szCs w:val="28"/>
+            </w:rPr>
+          </m:ctrlPr>
+        </m:oMathPr>
         <m:sSub>
           <m:e>
             <m:r>
@@ -32008,6 +33081,14 @@
         <w:t xml:space="preserve">Ag⁺：</w:t>
       </w:r>
       <m:oMath>
+        <m:oMathPr>
+          <m:ctrlPr>
+            <w:rPr>
+              <w:sz w:val="28"/>
+              <w:szCs w:val="28"/>
+            </w:rPr>
+          </m:ctrlPr>
+        </m:oMathPr>
         <m:r>
           <m:t>n</m:t>
         </m:r>
@@ -32170,6 +33251,14 @@
         <w:t xml:space="preserve"> </w:t>
       </w:r>
       <m:oMath>
+        <m:oMathPr>
+          <m:ctrlPr>
+            <w:rPr>
+              <w:sz w:val="28"/>
+              <w:szCs w:val="28"/>
+            </w:rPr>
+          </m:ctrlPr>
+        </m:oMathPr>
         <m:r>
           <m:t>n</m:t>
         </m:r>
@@ -32214,6 +33303,14 @@
         <w:t xml:space="preserve">。</w:t>
       </w:r>
       <m:oMath>
+        <m:oMathPr>
+          <m:ctrlPr>
+            <w:rPr>
+              <w:sz w:val="28"/>
+              <w:szCs w:val="28"/>
+            </w:rPr>
+          </m:ctrlPr>
+        </m:oMathPr>
         <m:sSub>
           <m:e>
             <m:r>
@@ -32309,6 +33406,14 @@
         <w:t xml:space="preserve">g；</w:t>
       </w:r>
       <m:oMath>
+        <m:oMathPr>
+          <m:ctrlPr>
+            <w:rPr>
+              <w:sz w:val="28"/>
+              <w:szCs w:val="28"/>
+            </w:rPr>
+          </m:ctrlPr>
+        </m:oMathPr>
         <m:sSub>
           <m:e>
             <m:r>
@@ -32383,8 +33488,8 @@
         <w:t xml:space="preserve">。</w:t>
       </w:r>
     </w:p>
-    <w:bookmarkEnd w:id="58"/>
-    <w:bookmarkEnd w:id="59"/>
+    <w:bookmarkEnd w:id="61"/>
+    <w:bookmarkEnd w:id="62"/>
     <w:sectPr>
       <w:footerReference w:type="default" r:id="rId9"/>
       <w:footnotePr>

--- a/06-学生侧材料/讲义/2026-06-23-氧化还原滴定与沉淀滴定.docx
+++ b/06-学生侧材料/讲义/2026-06-23-氧化还原滴定与沉淀滴定.docx
@@ -3574,8 +3574,11 @@
     </w:p>
     <w:p>
       <w:pPr>
-        <w:pStyle w:val="BlockText"/>
+        <w:pStyle w:val="BodyText"/>
       </w:pPr>
+      <w:r>
+        <w:t xml:space="preserve">⚠️ </w:t>
+      </w:r>
       <w:r>
         <w:rPr>
           <w:rFonts w:hint="eastAsia" w:eastAsia="SimSun" w:ascii="Times New Roman" w:hAnsi="Times New Roman"/>
@@ -4262,8 +4265,14 @@
     </w:p>
     <w:p>
       <w:pPr>
-        <w:pStyle w:val="BlockText"/>
+        <w:pStyle w:val="BodyText"/>
       </w:pPr>
+      <w:r>
+        <w:t xml:space="preserve">⚠️</w:t>
+      </w:r>
+      <w:r>
+        <w:t xml:space="preserve"> </w:t>
+      </w:r>
       <w:r>
         <w:rPr>
           <w:rFonts w:hint="eastAsia" w:eastAsia="SimSun" w:ascii="Times New Roman" w:hAnsi="Times New Roman"/>
@@ -8102,13 +8111,14 @@
     </w:tbl>
     <w:p>
       <w:pPr>
-        <w:pStyle w:val="BlockText"/>
+        <w:pStyle w:val="BodyText"/>
       </w:pPr>
       <w:r>
-        <w:t xml:space="preserve">🧠</w:t>
-      </w:r>
-      <w:r>
-        <w:t xml:space="preserve"> </w:t>
+        <w:rPr>
+          <w:b/>
+          <w:bCs/>
+        </w:rPr>
+        <w:t xml:space="preserve">🧠 </w:t>
       </w:r>
       <w:r>
         <w:rPr>
@@ -9411,14 +9421,14 @@
     </w:p>
     <w:p>
       <w:pPr>
-        <w:pStyle w:val="BlockText"/>
+        <w:pStyle w:val="BodyText"/>
       </w:pPr>
       <w:r>
         <w:rPr>
           <w:b/>
           <w:bCs/>
         </w:rPr>
-        <w:t xml:space="preserve">H₃PO₄ </w:t>
+        <w:t xml:space="preserve">💡 H₃PO₄ </w:t>
       </w:r>
       <w:r>
         <w:rPr>
@@ -12350,7 +12360,7 @@
         <w:t xml:space="preserve"> </w:t>
       </w:r>
       <w:r>
-        <w:t xml:space="preserve">-</w:t>
+        <w:t xml:space="preserve">- ⚠️</w:t>
       </w:r>
       <w:r>
         <w:t xml:space="preserve"> </w:t>
@@ -13125,7 +13135,7 @@
           <w:b/>
           <w:bCs/>
         </w:rPr>
-        <w:t xml:space="preserve">Cl⁻（重点）</w:t>
+        <w:t xml:space="preserve">Cl⁻（重点⚠️）</w:t>
       </w:r>
       <w:r>
         <w:rPr>
@@ -13796,13 +13806,14 @@
     </w:p>
     <w:p>
       <w:pPr>
-        <w:pStyle w:val="BlockText"/>
+        <w:pStyle w:val="BodyText"/>
       </w:pPr>
       <w:r>
-        <w:t xml:space="preserve">🧠</w:t>
-      </w:r>
-      <w:r>
-        <w:t xml:space="preserve"> </w:t>
+        <w:rPr>
+          <w:b/>
+          <w:bCs/>
+        </w:rPr>
+        <w:t xml:space="preserve">🧠 </w:t>
       </w:r>
       <w:r>
         <w:rPr>
@@ -13859,7 +13870,7 @@
     </w:p>
     <w:p>
       <w:pPr>
-        <w:pStyle w:val="FirstParagraph"/>
+        <w:pStyle w:val="BodyText"/>
       </w:pPr>
       <w:r>
         <w:rPr>
@@ -14129,7 +14140,7 @@
           <w:b/>
           <w:bCs/>
         </w:rPr>
-        <w:t xml:space="preserve">的特别注意事项（高频考点）</w:t>
+        <w:t xml:space="preserve">的特别注意事项（高频考点⚠️）</w:t>
       </w:r>
       <w:r>
         <w:rPr>
@@ -14664,8 +14675,11 @@
     </w:p>
     <w:p>
       <w:pPr>
-        <w:pStyle w:val="BlockText"/>
+        <w:pStyle w:val="BodyText"/>
       </w:pPr>
+      <w:r>
+        <w:t xml:space="preserve">💡 </w:t>
+      </w:r>
       <w:r>
         <w:rPr>
           <w:rFonts w:hint="eastAsia" w:eastAsia="SimSun" w:ascii="Times New Roman" w:hAnsi="Times New Roman"/>
@@ -15195,8 +15209,11 @@
     </w:tbl>
     <w:p>
       <w:pPr>
-        <w:pStyle w:val="BlockText"/>
+        <w:pStyle w:val="BodyText"/>
       </w:pPr>
+      <w:r>
+        <w:t xml:space="preserve">⚠️ </w:t>
+      </w:r>
       <w:r>
         <w:rPr>
           <w:rFonts w:hint="eastAsia" w:eastAsia="SimSun" w:ascii="Times New Roman" w:hAnsi="Times New Roman"/>
@@ -16818,8 +16835,14 @@
     </w:p>
     <w:p>
       <w:pPr>
-        <w:pStyle w:val="BlockText"/>
+        <w:pStyle w:val="FirstParagraph"/>
       </w:pPr>
+      <w:r>
+        <w:t xml:space="preserve">⚠️</w:t>
+      </w:r>
+      <w:r>
+        <w:t xml:space="preserve"> </w:t>
+      </w:r>
       <w:r>
         <w:rPr>
           <w:rFonts w:hint="eastAsia" w:eastAsia="SimSun" w:ascii="Times New Roman" w:hAnsi="Times New Roman"/>
@@ -16873,7 +16896,7 @@
     </w:p>
     <w:p>
       <w:pPr>
-        <w:pStyle w:val="FirstParagraph"/>
+        <w:pStyle w:val="BodyText"/>
       </w:pPr>
       <w:r>
         <w:rPr>
@@ -19492,8 +19515,11 @@
     </w:p>
     <w:p>
       <w:pPr>
-        <w:pStyle w:val="BlockText"/>
+        <w:pStyle w:val="BodyText"/>
       </w:pPr>
+      <w:r>
+        <w:t xml:space="preserve">💡 </w:t>
+      </w:r>
       <w:r>
         <w:rPr>
           <w:rFonts w:hint="eastAsia" w:eastAsia="SimSun" w:ascii="Times New Roman" w:hAnsi="Times New Roman"/>
@@ -19677,7 +19703,7 @@
     </w:p>
     <w:p>
       <w:pPr>
-        <w:pStyle w:val="FirstParagraph"/>
+        <w:pStyle w:val="BodyText"/>
       </w:pPr>
       <w:r>
         <w:rPr>
@@ -26280,8 +26306,11 @@
     </w:p>
     <w:p>
       <w:pPr>
-        <w:pStyle w:val="BlockText"/>
+        <w:pStyle w:val="BodyText"/>
       </w:pPr>
+      <w:r>
+        <w:t xml:space="preserve">💡 </w:t>
+      </w:r>
       <w:r>
         <w:rPr>
           <w:rFonts w:hint="eastAsia" w:eastAsia="SimSun" w:ascii="Times New Roman" w:hAnsi="Times New Roman"/>
@@ -26359,7 +26388,7 @@
     </w:p>
     <w:p>
       <w:pPr>
-        <w:pStyle w:val="FirstParagraph"/>
+        <w:pStyle w:val="BodyText"/>
       </w:pPr>
       <w:r>
         <w:rPr>
